--- a/klagomål/A 71219-2021 FSC-klagomål.docx
+++ b/klagomål/A 71219-2021 FSC-klagomål.docx
@@ -221,7 +221,7 @@
     </w:p>
     <w:p>
       <w:r>
-        <w:t>I och inom 1 meter från avverkningsanmälan finns fynd av 39 naturvårdsarter, varav 29 är rödlistade, 2 är fridlysta, 20 är typiska (T) och 9 är signalarter (S): lunglavshårprick (CR), ros-skivlav (CR), njurlavsknapp (EN), skrovellavsknapp (EN), trådbrosklav (EN), amerikansk sönderfallslav (VU), borsttagging (VU), Cliostomum piceicola (VU), garnlav (VU, T), gränsticka (VU, T), liten sotlav (VU, T), lunglavsknapp (VU), norsk näverlav (VU), skuggkraterlav (VU), smalskaftslav (VU), tvådoftspindling (VU), brunpudrad nållav (NT, T), doftskinn (NT, T), grynig filtlav (NT, T), kavernularia (NT), lunglav (NT, T), nordlig nållav (NT), rödbrun blekspik (NT, T), skrovellav (NT, T), tretåig hackspett (NT, T, §4), vedtrappmossa (NT, T), vitgrynig nållav (NT), grynig kolvlav (DD), Roselliniella nephromatis (DD), barkkornlav (S, T), bårdlav (S, T), gytterlav (S, T), korallblylav (S, T), kransrams (S, T), rostfläck (S, T), sotlav (S, T), stuplav (S, T), trådticka (S, T) och skogsrör (§7). Se Figur 1.</w:t>
+        <w:t>I och inom 1 meter från avverkningsanmälan finns fynd av 44 naturvårdsarter, varav 33 är rödlistade, 3 är fridlysta, 23 är typiska (T) och 10 är signalarter (S): lunglavshårprick (CR), ros-skivlav (CR), njurlavsknapp (EN), skrovellavsknapp (EN), trådbrosklav (EN), amerikansk sönderfallslav (VU), borsttagging (VU), Cliostomum piceicola (VU), garnlav (VU, T), grantickeporing (VU), gränsticka (VU, T), liten sotlav (VU, T), lunglavsknapp (VU), norsk näverlav (VU), skuggkraterlav (VU), smalskaftslav (VU), tvådoftspindling (VU), brunpudrad nållav (NT, T), doftskinn (NT, T), grynig filtlav (NT, T), harticka (NT, T), kavernularia (NT), lavskrika (NT, T, §4), liten svartspik (NT), lunglav (NT, T), nordlig nållav (NT), rödbrun blekspik (NT, T), skrovellav (NT, T), tretåig hackspett (NT, T, §4), vedtrappmossa (NT, T), vitgrynig nållav (NT), grynig kolvlav (DD), Roselliniella nephromatis (DD), barkkornlav (S, T), bårdlav (S, T), gytterlav (S, T), korallblylav (S, T), kransrams (S, T), rostfläck (S, T), sotlav (S, T), strutbräken (S, T), stuplav (S, T), trådticka (S, T) och skogsrör (§7). Se Figur 1.</w:t>
       </w:r>
     </w:p>
     <w:p>
@@ -448,19 +448,10 @@
         <w:rPr>
           <w:b/>
         </w:rPr>
-        <w:t>Gränsticka (VU)</w:t>
-      </w:r>
-      <w:r>
-        <w:t xml:space="preserve"> är en mycket bra signalart inom hela sitt utbredningsområde. Den är huvudsakligen knuten till restbestånd av barrnaturskog och förekommer med ett tydligt optimum i orörda eller måttligt påverkade gamla granskogar där det föreligger långvarig kontinuitet av grov död ved. Den totala populationen bedöms ha minskat och fortsätter att minska i takt med att grankontinuitetsskogar (äldre tidigare icke kalavverkade skogar) minskar i areal. Minskningstakten överstiger gränsvärdet för sårbar (VU). Lokaler som hyser arten bör undantas från skogsbruk, speciellt i mellersta och södra Sverige. Gränsticka är typisk art för </w:t>
-      </w:r>
-      <w:r>
-        <w:rPr>
-          <w:i/>
-        </w:rPr>
-        <w:t>9010 Taiga</w:t>
-      </w:r>
-      <w:r>
-        <w:t xml:space="preserve"> (SLU Artdatabanken, 2026; Nitare &amp; Skogsstyrelsen, 2019).</w:t>
+        <w:t>Grantickeporing (VU)</w:t>
+      </w:r>
+      <w:r>
+        <w:t xml:space="preserve"> växer på murken ved och döda fruktkroppar av granticka och gränsticka (VU). Den förekommer i naturskogsliknade granskogar, gärna i fuktiga miljöer vid källbäckar och liknande. Avverkning av naturskogslika miljöer och av grova granar där grantickeporing förekommer är ett direkt hot mot artens fortlevnad. Gamla granskogar som hyser arten undantas helt från skogsbruk (SLU Artdatabanken, 2026).</w:t>
       </w:r>
     </w:p>
     <w:p>
@@ -468,10 +459,10 @@
         <w:rPr>
           <w:b/>
         </w:rPr>
-        <w:t>Liten sotlav (VU)</w:t>
-      </w:r>
-      <w:r>
-        <w:t xml:space="preserve"> förekommer i gamla brandrefugiala boreala granskogar där den oftast påträffas på grovbarkiga, senvuxna, mycket gamla granar. Arten är en av de mest krävande arterna i fuktig grannaturskog och är placerad högst upp i Skogsstyrelsens värdepyramid för bedömning av skog med höga naturvärden. Samtliga förekomster bör skyddas. Liten sotlav är typisk art för </w:t>
+        <w:t>Gränsticka (VU)</w:t>
+      </w:r>
+      <w:r>
+        <w:t xml:space="preserve"> är en mycket bra signalart inom hela sitt utbredningsområde. Den är huvudsakligen knuten till restbestånd av barrnaturskog och förekommer med ett tydligt optimum i orörda eller måttligt påverkade gamla granskogar där det föreligger långvarig kontinuitet av grov död ved. Den totala populationen bedöms ha minskat och fortsätter att minska i takt med att grankontinuitetsskogar (äldre tidigare icke kalavverkade skogar) minskar i areal. Minskningstakten överstiger gränsvärdet för sårbar (VU). Lokaler som hyser arten bör undantas från skogsbruk, speciellt i mellersta och södra Sverige. Gränsticka är typisk art för </w:t>
       </w:r>
       <w:r>
         <w:rPr>
@@ -480,7 +471,7 @@
         <w:t>9010 Taiga</w:t>
       </w:r>
       <w:r>
-        <w:t xml:space="preserve"> (SLU Artdatabanken, 2024; Nitare &amp; Skogsstyrelsen, 2019).</w:t>
+        <w:t xml:space="preserve"> (SLU Artdatabanken, 2026; Nitare &amp; Skogsstyrelsen, 2019).</w:t>
       </w:r>
     </w:p>
     <w:p>
@@ -488,37 +479,19 @@
         <w:rPr>
           <w:b/>
         </w:rPr>
-        <w:t>Lunglavsknapp (VU)</w:t>
-      </w:r>
-      <w:r>
-        <w:t xml:space="preserve"> är en parasitisk svamp som sällsynt kan hittas på lunglav (NT). Lunglavsknapp är känslig för uttorkning och det är viktigt att spara skyddszoner kring bestånd där arten förekommer. Genom att skydda och utveckla skogsmiljöer med lunglavsknapp så gynnas också den rödlistade värden lunglav. Bestånd med riklig förekomst av lunglavsknapp bör få ett formellt skydd. Det finns ytterligare ett antal sällsynta lavparasiter som växer på lunglav: lunglavshårprick (CR), </w:t>
+        <w:t>Liten sotlav (VU)</w:t>
+      </w:r>
+      <w:r>
+        <w:t xml:space="preserve"> förekommer i gamla brandrefugiala boreala granskogar där den oftast påträffas på grovbarkiga, senvuxna, mycket gamla granar. Arten är en av de mest krävande arterna i fuktig grannaturskog och är placerad högst upp i Skogsstyrelsens värdepyramid för bedömning av skog med höga naturvärden. Samtliga förekomster bör skyddas. Liten sotlav är typisk art för </w:t>
       </w:r>
       <w:r>
         <w:rPr>
           <w:i/>
         </w:rPr>
-        <w:t>Abrothallus diederichii</w:t>
-      </w:r>
-      <w:r>
-        <w:t xml:space="preserve"> (VU), </w:t>
-      </w:r>
-      <w:r>
-        <w:rPr>
-          <w:i/>
-        </w:rPr>
-        <w:t>Abrothallus lobariae</w:t>
-      </w:r>
-      <w:r>
-        <w:t xml:space="preserve"> (VU), </w:t>
-      </w:r>
-      <w:r>
-        <w:rPr>
-          <w:i/>
-        </w:rPr>
-        <w:t>Calycina lobariae</w:t>
-      </w:r>
-      <w:r>
-        <w:t xml:space="preserve"> (VU) och skrovelmössing (VU) (SLU Artdatabanken, 2026).</w:t>
+        <w:t>9010 Taiga</w:t>
+      </w:r>
+      <w:r>
+        <w:t xml:space="preserve"> (SLU Artdatabanken, 2024; Nitare &amp; Skogsstyrelsen, 2019).</w:t>
       </w:r>
     </w:p>
     <w:p>
@@ -526,10 +499,37 @@
         <w:rPr>
           <w:b/>
         </w:rPr>
-        <w:t>Norsk näverlav (VU)</w:t>
-      </w:r>
-      <w:r>
-        <w:t>, rödlistad som sårbar, är en suboceanisk art och påträffas bara i områden med hög och jämn luftfuktighet. Den växer i fuktiga granskogar, främst på stammar eller grenar av äldre björkar och granar. Arten är placerad i toppen av Skogsstyrelsens värdepyramid för bedömning av skog med höga naturvärden och försvinner eller missgynnas starkt vid all form av avverkning på eller i anslutning till lokalerna. Norsk näverlav har en hög andel av sin världspopulation i Norge och Sverige vilket medför ett särskilt ansvar för arten (Nitare &amp; Skogsstyrelsen, 2019; SLU Artdatabanken, 2024).</w:t>
+        <w:t>Lunglavsknapp (VU)</w:t>
+      </w:r>
+      <w:r>
+        <w:t xml:space="preserve"> är en parasitisk svamp som sällsynt kan hittas på lunglav (NT). Lunglavsknapp är känslig för uttorkning och det är viktigt att spara skyddszoner kring bestånd där arten förekommer. Genom att skydda och utveckla skogsmiljöer med lunglavsknapp så gynnas också den rödlistade värden lunglav. Bestånd med riklig förekomst av lunglavsknapp bör få ett formellt skydd. Det finns ytterligare ett antal sällsynta lavparasiter som växer på lunglav: lunglavshårprick (CR), </w:t>
+      </w:r>
+      <w:r>
+        <w:rPr>
+          <w:i/>
+        </w:rPr>
+        <w:t>Abrothallus diederichii</w:t>
+      </w:r>
+      <w:r>
+        <w:t xml:space="preserve"> (VU), </w:t>
+      </w:r>
+      <w:r>
+        <w:rPr>
+          <w:i/>
+        </w:rPr>
+        <w:t>Abrothallus lobariae</w:t>
+      </w:r>
+      <w:r>
+        <w:t xml:space="preserve"> (VU), </w:t>
+      </w:r>
+      <w:r>
+        <w:rPr>
+          <w:i/>
+        </w:rPr>
+        <w:t>Calycina lobariae</w:t>
+      </w:r>
+      <w:r>
+        <w:t xml:space="preserve"> (VU) och skrovelmössing (VU) (SLU Artdatabanken, 2026).</w:t>
       </w:r>
     </w:p>
     <w:p>
@@ -537,10 +537,10 @@
         <w:rPr>
           <w:b/>
         </w:rPr>
-        <w:t>Skuggkraterlav (VU)</w:t>
-      </w:r>
-      <w:r>
-        <w:t xml:space="preserve"> växer synnerligen skuggat i branta gamla granskogar och raviner med mycket hög luftfuktighet. Arten överlever inte en slutavverkning (inklusive hänsyn) och den finns idag enbart kvar i kontinuitetsskogar. Samtliga lokaler måste skyddas och lämnas för fri utveckling (SLU Artdatabanken, 2024).</w:t>
+        <w:t>Norsk näverlav (VU)</w:t>
+      </w:r>
+      <w:r>
+        <w:t>, rödlistad som sårbar, är en suboceanisk art och påträffas bara i områden med hög och jämn luftfuktighet. Den växer i fuktiga granskogar, främst på stammar eller grenar av äldre björkar och granar. Arten är placerad i toppen av Skogsstyrelsens värdepyramid för bedömning av skog med höga naturvärden och försvinner eller missgynnas starkt vid all form av avverkning på eller i anslutning till lokalerna. Norsk näverlav har en hög andel av sin världspopulation i Norge och Sverige vilket medför ett särskilt ansvar för arten (Nitare &amp; Skogsstyrelsen, 2019; SLU Artdatabanken, 2024).</w:t>
       </w:r>
     </w:p>
     <w:p>
@@ -548,10 +548,10 @@
         <w:rPr>
           <w:b/>
         </w:rPr>
-        <w:t>Smalskaftslav (VU)</w:t>
-      </w:r>
-      <w:r>
-        <w:t>, rödlistad som sårbar, påträffas i gamla barrskogar eller lövskogar med mycket hög och jämn luftfuktighet. Arten är placerad i toppen av Skogsstyrelsens värdepyramid för bedömning av skog med höga naturvärden och alla skogsbruksåtgärder som kan påverka hydrologi och fuktighetsförhållandena på eller i omedelbar närhet av växtplatserna, t.ex. utglesning eller slutavverkning, är ett hot. Samtliga förekomster bör skyddas tillsammans med väl tilltagna skyddszoner (Nitare &amp; Skogsstyrelsen, 2019; SLU Artdatabanken, 2024).</w:t>
+        <w:t>Skuggkraterlav (VU)</w:t>
+      </w:r>
+      <w:r>
+        <w:t xml:space="preserve"> växer synnerligen skuggat i branta gamla granskogar och raviner med mycket hög luftfuktighet. Arten överlever inte en slutavverkning (inklusive hänsyn) och den finns idag enbart kvar i kontinuitetsskogar. Samtliga lokaler måste skyddas och lämnas för fri utveckling (SLU Artdatabanken, 2024).</w:t>
       </w:r>
     </w:p>
     <w:p>
@@ -559,10 +559,10 @@
         <w:rPr>
           <w:b/>
         </w:rPr>
-        <w:t>Tvådoftspindling (VU)</w:t>
-      </w:r>
-      <w:r>
-        <w:t xml:space="preserve"> bildar mykorrhiza med gran i ängsgranskog och barrblandskog på kalkrik mark. Växer framförallt i äldre skogsbestånd, ofta på s.k. "hotspots" tillsammans med flera andra rödlistade marksvampar. Arten påverkas negativt av brist på kontinuitetsskog och total population i landet bedöms ha minskat och minskar fortsatt p.g.a. slutavverkningar av äldre kalkbarrskog (SLU Artdatabanken, 2026).</w:t>
+        <w:t>Smalskaftslav (VU)</w:t>
+      </w:r>
+      <w:r>
+        <w:t>, rödlistad som sårbar, påträffas i gamla barrskogar eller lövskogar med mycket hög och jämn luftfuktighet. Arten är placerad i toppen av Skogsstyrelsens värdepyramid för bedömning av skog med höga naturvärden och alla skogsbruksåtgärder som kan påverka hydrologi och fuktighetsförhållandena på eller i omedelbar närhet av växtplatserna, t.ex. utglesning eller slutavverkning, är ett hot. Samtliga förekomster bör skyddas tillsammans med väl tilltagna skyddszoner (Nitare &amp; Skogsstyrelsen, 2019; SLU Artdatabanken, 2024).</w:t>
       </w:r>
     </w:p>
     <w:p>
@@ -570,19 +570,10 @@
         <w:rPr>
           <w:b/>
         </w:rPr>
-        <w:t>Brunpudrad nållav (NT)</w:t>
-      </w:r>
-      <w:r>
-        <w:t xml:space="preserve"> är beroende av hög, jämn luftfuktighet och kan påträffas i fuktiga skogar av naturskogskaraktär, ofta i sumpgranskog eller andra sumpskogar. Arten är placerad högst upp i Skogsstyrelsens värdepyramid för bedömning av skog med höga naturvärden och förekomster bör undantas från skogsbruksåtgärder. Brunpudrad nållav är typisk art för </w:t>
-      </w:r>
-      <w:r>
-        <w:rPr>
-          <w:i/>
-        </w:rPr>
-        <w:t>9010 Taiga</w:t>
-      </w:r>
-      <w:r>
-        <w:t xml:space="preserve"> (SLU Artdatabanken, 2024; Nitare &amp; Skogsstyrelsen, 2019).</w:t>
+        <w:t>Tvådoftspindling (VU)</w:t>
+      </w:r>
+      <w:r>
+        <w:t xml:space="preserve"> bildar mykorrhiza med gran i ängsgranskog och barrblandskog på kalkrik mark. Växer framförallt i äldre skogsbestånd, ofta på s.k. "hotspots" tillsammans med flera andra rödlistade marksvampar. Arten påverkas negativt av brist på kontinuitetsskog och total population i landet bedöms ha minskat och minskar fortsatt p.g.a. slutavverkningar av äldre kalkbarrskog (SLU Artdatabanken, 2026).</w:t>
       </w:r>
     </w:p>
     <w:p>
@@ -590,19 +581,19 @@
         <w:rPr>
           <w:b/>
         </w:rPr>
-        <w:t>Doftskinn (NT)</w:t>
-      </w:r>
-      <w:r>
-        <w:t xml:space="preserve">, rödlistad som nära hotad, är en mycket bra signalart för boreal granskog och indikerar ett gran-skogsekosystem med lång kontinuitet av grova lågor. Arten är placerad i toppen av Skogsstyrelsens värdepyramid för bedömning av skog med höga naturvärden och har klassats som en “urskogsindikator”, då den förekommer med ett tydligt optimum i helt eller nästan helt orörda skogar. Doftskinn är typisk art för </w:t>
+        <w:t>Brunpudrad nållav (NT)</w:t>
+      </w:r>
+      <w:r>
+        <w:t xml:space="preserve"> är beroende av hög, jämn luftfuktighet och kan påträffas i fuktiga skogar av naturskogskaraktär, ofta i sumpgranskog eller andra sumpskogar. Arten är placerad högst upp i Skogsstyrelsens värdepyramid för bedömning av skog med höga naturvärden och förekomster bör undantas från skogsbruksåtgärder. Brunpudrad nållav är typisk art för </w:t>
       </w:r>
       <w:r>
         <w:rPr>
           <w:i/>
         </w:rPr>
-        <w:t xml:space="preserve">9010 Taiga </w:t>
-      </w:r>
-      <w:r>
-        <w:t>(SLU Artdatabanken, 2025; Nitare &amp; Skogsstyrelsen, 2019).</w:t>
+        <w:t>9010 Taiga</w:t>
+      </w:r>
+      <w:r>
+        <w:t xml:space="preserve"> (SLU Artdatabanken, 2024; Nitare &amp; Skogsstyrelsen, 2019).</w:t>
       </w:r>
     </w:p>
     <w:p>
@@ -610,37 +601,19 @@
         <w:rPr>
           <w:b/>
         </w:rPr>
-        <w:t>Grynig filtlav (NT)</w:t>
-      </w:r>
-      <w:r>
-        <w:t xml:space="preserve"> tillhör en grupp fuktighetskrävande, storväxta bladlavar där också bl.a. lunglav (NT) ingår. Den växer framför allt på gamla mossiga stammar av lövträd, särskilt ädellövträd samt asp och sälg, i kulturmarker, lövskogar, halvöppna och lövrika barrblandskogar i områden med hög luftfuktighet. Arten indikerar långvarig förekomst av gamla lövträd och ett mikroklimat med konstant hög och jämn luftfuktighet. Grynig filtlav är typisk art för </w:t>
+        <w:t>Doftskinn (NT)</w:t>
+      </w:r>
+      <w:r>
+        <w:t xml:space="preserve">, rödlistad som nära hotad, är en mycket bra signalart för boreal granskog och indikerar ett gran-skogsekosystem med lång kontinuitet av grova lågor. Arten är placerad i toppen av Skogsstyrelsens värdepyramid för bedömning av skog med höga naturvärden och har klassats som en “urskogsindikator”, då den förekommer med ett tydligt optimum i helt eller nästan helt orörda skogar. Doftskinn är typisk art för </w:t>
       </w:r>
       <w:r>
         <w:rPr>
           <w:i/>
         </w:rPr>
-        <w:t>9010 Taiga, 9020 Nordlig ädellövskog, 9110 Näringsfattig bokskog, 9130 Näringsrik bokskog, 9160 Näringsrik ekskog, 9180 Ädellövskog i branter,</w:t>
-      </w:r>
-      <w:r>
-        <w:t xml:space="preserve"> </w:t>
-      </w:r>
-      <w:r>
-        <w:rPr>
-          <w:i/>
-        </w:rPr>
-        <w:t>9190 Näringsfattig ekskog</w:t>
-      </w:r>
-      <w:r>
-        <w:t xml:space="preserve"> och </w:t>
-      </w:r>
-      <w:r>
-        <w:rPr>
-          <w:i/>
-        </w:rPr>
-        <w:t>9070 Trädklädd betesmark</w:t>
-      </w:r>
-      <w:r>
-        <w:t xml:space="preserve"> (SLU Artdatabanken, 2024; Nitare &amp; Skogsstyrelsen, 2019).</w:t>
+        <w:t xml:space="preserve">9010 Taiga </w:t>
+      </w:r>
+      <w:r>
+        <w:t>(SLU Artdatabanken, 2025; Nitare &amp; Skogsstyrelsen, 2019).</w:t>
       </w:r>
     </w:p>
     <w:p>
@@ -648,10 +621,37 @@
         <w:rPr>
           <w:b/>
         </w:rPr>
-        <w:t>Kavernularia (NT)</w:t>
-      </w:r>
-      <w:r>
-        <w:t xml:space="preserve"> är en rikligt förgrenad bladlav, som på den svarta undersidan har rikligt med karaktäristiska små håligheter, s. k. cavernulae. Den växer på de nedre tunna grenarna av gran i halvöppna gamla granskogar i områden av Jämtland och Åsele Lappmark med ett suboceaniskt klimat. Avverkning av kontinuitetsskogar med hög och jämn luftfuktighet är ett hot. Flera områden med kavernularia måste skyddas (SLU Artdatabanken, 2024).</w:t>
+        <w:t>Grynig filtlav (NT)</w:t>
+      </w:r>
+      <w:r>
+        <w:t xml:space="preserve"> tillhör en grupp fuktighetskrävande, storväxta bladlavar där också bl.a. lunglav (NT) ingår. Den växer framför allt på gamla mossiga stammar av lövträd, särskilt ädellövträd samt asp och sälg, i kulturmarker, lövskogar, halvöppna och lövrika barrblandskogar i områden med hög luftfuktighet. Arten indikerar långvarig förekomst av gamla lövträd och ett mikroklimat med konstant hög och jämn luftfuktighet. Grynig filtlav är typisk art för </w:t>
+      </w:r>
+      <w:r>
+        <w:rPr>
+          <w:i/>
+        </w:rPr>
+        <w:t>9010 Taiga, 9020 Nordlig ädellövskog, 9110 Näringsfattig bokskog, 9130 Näringsrik bokskog, 9160 Näringsrik ekskog, 9180 Ädellövskog i branter,</w:t>
+      </w:r>
+      <w:r>
+        <w:t xml:space="preserve"> </w:t>
+      </w:r>
+      <w:r>
+        <w:rPr>
+          <w:i/>
+        </w:rPr>
+        <w:t>9190 Näringsfattig ekskog</w:t>
+      </w:r>
+      <w:r>
+        <w:t xml:space="preserve"> och </w:t>
+      </w:r>
+      <w:r>
+        <w:rPr>
+          <w:i/>
+        </w:rPr>
+        <w:t>9070 Trädklädd betesmark</w:t>
+      </w:r>
+      <w:r>
+        <w:t xml:space="preserve"> (SLU Artdatabanken, 2024; Nitare &amp; Skogsstyrelsen, 2019).</w:t>
       </w:r>
     </w:p>
     <w:p>
@@ -659,55 +659,28 @@
         <w:rPr>
           <w:b/>
         </w:rPr>
-        <w:t>Lunglav (NT)</w:t>
-      </w:r>
-      <w:r>
-        <w:t xml:space="preserve"> är en av vårt lands främsta signalarter som överallt indikerar gamla lövträd, skogsbestånd med höga naturvärden och ekosystem med långskoglig kontinuitet. Lokalt kan förekomsten vara mycket riklig men den hittas nästan enbart i gamla och ej slutavverkade skogar. Artens samtliga förekomster bör uppmärksammas från naturvårdssynpunkt, då många lokaler även hyser andra ovanliga och rödlistade arter. Rikliga förekomster bör skyddas med biotopskydd, frivilliga avsättningar eller reservat. På lunglav kan de sällsynta lavparasiterna lunglavshårprick (CR), </w:t>
+        <w:t>Harticka (NT)</w:t>
+      </w:r>
+      <w:r>
+        <w:t xml:space="preserve"> är normalt en mycket bra signalart för granskogar med höga naturvärden. Även när svampen påträffas i mer påverkade skogar är det nästan alltid fråga om skogsmiljöer i sena successionsstadier med höga naturvärden. Skogsskötselåtgärder på eller i omedelbar närhet av växtplatserna kan innebära ett hot mot arten. Harticka är typisk art för </w:t>
       </w:r>
       <w:r>
         <w:rPr>
           <w:i/>
         </w:rPr>
-        <w:t>Abrothallus diederichii</w:t>
-      </w:r>
-      <w:r>
-        <w:t xml:space="preserve"> (VU), </w:t>
+        <w:t xml:space="preserve">9010 Taiga, 9050 Näringsrik granskog </w:t>
+      </w:r>
+      <w:r>
+        <w:t xml:space="preserve">och </w:t>
       </w:r>
       <w:r>
         <w:rPr>
           <w:i/>
         </w:rPr>
-        <w:t>Abrothallus lobariae</w:t>
-      </w:r>
-      <w:r>
-        <w:t xml:space="preserve"> (VU), </w:t>
-      </w:r>
-      <w:r>
-        <w:rPr>
-          <w:i/>
-        </w:rPr>
-        <w:t>Calycina lobariae</w:t>
-      </w:r>
-      <w:r>
-        <w:t xml:space="preserve"> (VU), lunglavsknapp (VU) och skrovelmössing (VU) påträffas. Lunglav är typisk art för </w:t>
-      </w:r>
-      <w:r>
-        <w:rPr>
-          <w:i/>
-        </w:rPr>
-        <w:t>9010 Taiga, 9020 Nordlig ädellövskog, 9110 Näringsfattig bokskog, 9130 Näringsrik bokskog, 9160 Näringsrik ekskog, 9180 Ädellövskog i branter, 9190 Näringsfattig ekskog, 9070 Trädklädd betesmark, 9040 Fjällbjörkskog</w:t>
-      </w:r>
-      <w:r>
-        <w:t xml:space="preserve"> och</w:t>
-      </w:r>
-      <w:r>
-        <w:rPr>
-          <w:i/>
-        </w:rPr>
-        <w:t xml:space="preserve"> 6530 Lövängar</w:t>
-      </w:r>
-      <w:r>
-        <w:t xml:space="preserve"> (SLU Artdatabanken, 2026; Nitare &amp; Skogsstyrelsen, 2019).</w:t>
+        <w:t>9030 Landhöjningsskog</w:t>
+      </w:r>
+      <w:r>
+        <w:t xml:space="preserve"> (SLU Artdatabanken, 2024; Nitare &amp; Skogsstyrelsen, 2019).</w:t>
       </w:r>
     </w:p>
     <w:p>
@@ -715,10 +688,10 @@
         <w:rPr>
           <w:b/>
         </w:rPr>
-        <w:t>Nordlig nållav (NT)</w:t>
-      </w:r>
-      <w:r>
-        <w:t xml:space="preserve"> signalerar alltid miljöer med höga naturvärden. På lokalerna förekommer nästan alltid andra rödlistade eller ovanliga arter knutna till gamla skogar. Alla skogsskötselåtgärder på eller i omedelbar närhet av lokalerna utgör ett hot. Några av lavens rikaste förekomster bör skyddas (SLU Artdatabanken, 2024; Nitare &amp; Skogsstyrelsen, 2019).</w:t>
+        <w:t>Kavernularia (NT)</w:t>
+      </w:r>
+      <w:r>
+        <w:t xml:space="preserve"> är en rikligt förgrenad bladlav, som på den svarta undersidan har rikligt med karaktäristiska små håligheter, s. k. cavernulae. Den växer på de nedre tunna grenarna av gran i halvöppna gamla granskogar i områden av Jämtland och Åsele Lappmark med ett suboceaniskt klimat. Avverkning av kontinuitetsskogar med hög och jämn luftfuktighet är ett hot. Flera områden med kavernularia måste skyddas (SLU Artdatabanken, 2024).</w:t>
       </w:r>
     </w:p>
     <w:p>
@@ -726,28 +699,19 @@
         <w:rPr>
           <w:b/>
         </w:rPr>
-        <w:t>Rödbrun blekspik (NT)</w:t>
-      </w:r>
-      <w:r>
-        <w:t xml:space="preserve"> växer i norra Sverige på bark och ved av björk och gran i skogar med hög och jämn luftfuktighet. I södra Sverige växer den främst på ek i öppna åldriga lövskogar. I norra delen av sitt utbredningsområde hotas arten av slutavverkningar av gamla granskogar. I den södra delen av landet hotas den genom de åldriga lövskogarnas tillbakagång och särskilt ekhagarnas igenväxning och genom plantering av sådan mark med barrskog. Rödbrun blekspik är typisk art för </w:t>
+        <w:t>Lavskrika (NT, §4)</w:t>
+      </w:r>
+      <w:r>
+        <w:t xml:space="preserve"> är rödlistad som nära hotad och fridlyst enligt 4§ artskyddsförordningen. Den har minskat med 20 (10–30) % under de senaste 15 åren och minskningstakten bedöms vara nära gränsvärdet för sårbar (VU). Lavskrikan är en mycket stationär fågel, som häckar i äldre, slutna och hänglavsrika barrskogar. Nyckelfaktorer är flerskiktad skog med rik undervegetation samt riklig förekomst av hänglavar. Reviren är livslånga med hemområden som varierar mellan 50 och 150 ha. Inom ett revir av hög kvalitet finns det som regel ett eller flera kärnområden (1–20 ha) med relativt tät flerskiktad granskog. Arten missgynnas när flerskiktad skog omförs till enskiktade bestånd och även röjning och hård gallring är starkt negativt. Lavskrikan har relativt stora hemområden och försvinner när den äldre skogen fragmenteras, särskilt allvarligt är när kärnområdena avverkas. Den försvinner successivt framför allt vid dess utbredningsgränser och populationen har minskat kontinuerligt under 2000-talet. Lavskrika är typisk art för </w:t>
       </w:r>
       <w:r>
         <w:rPr>
           <w:i/>
         </w:rPr>
-        <w:t xml:space="preserve">9010 Taiga, 9020 Nordlig ädellövskog, 9070 Trädklädd betesmark, 9160 Näringsrik ekskog </w:t>
-      </w:r>
-      <w:r>
-        <w:t xml:space="preserve">och </w:t>
-      </w:r>
-      <w:r>
-        <w:rPr>
-          <w:i/>
-        </w:rPr>
-        <w:t>9180 Ädellövskog i branter</w:t>
-      </w:r>
-      <w:r>
-        <w:t xml:space="preserve"> och signalerar alltid höga naturvärden (SLU Artdatabanken, 2024; Nitare &amp; Skogsstyrelsen, 2019).</w:t>
+        <w:t>9010 Taiga</w:t>
+      </w:r>
+      <w:r>
+        <w:t xml:space="preserve"> (SLU Artdatabanken, 2026; Skogsstyrelsen 2016).</w:t>
       </w:r>
     </w:p>
     <w:p>
@@ -755,46 +719,10 @@
         <w:rPr>
           <w:b/>
         </w:rPr>
-        <w:t>Skrovellav (NT)</w:t>
-      </w:r>
-      <w:r>
-        <w:t xml:space="preserve"> växer på gamla lövträd och på klippor i gamla skogar med hög och jämn luftfuktighet. Slutavverkning av kontinuitetsskog utgör det största hotet och lavens fortsatta förekomst bör säkerställas genom att lokaler med äldre skog skyddas. I områden med mycket hög luftfuktighet kan man på bålen av skrovellav finna de sällsynta parasitsvamparna skrovellavsknapp (EN), </w:t>
-      </w:r>
-      <w:r>
-        <w:rPr>
-          <w:i/>
-        </w:rPr>
-        <w:t>Catillaria lobariicola</w:t>
-      </w:r>
-      <w:r>
-        <w:t xml:space="preserve"> (VU) och </w:t>
-      </w:r>
-      <w:r>
-        <w:rPr>
-          <w:i/>
-        </w:rPr>
-        <w:t>Merismatium lobariae</w:t>
-      </w:r>
-      <w:r>
-        <w:t xml:space="preserve"> (DD). Skrovellav är typisk art för </w:t>
-      </w:r>
-      <w:r>
-        <w:rPr>
-          <w:i/>
-        </w:rPr>
-        <w:t xml:space="preserve">9010 Taiga, 9020 Nordlig ädellövskog, 9040 Fjällbjörkskog, 9070 Trädklädd betesmark, 9160 Näringsrik ekskog, 9180 Ädellövskog i branter, 9190 Näringsfattig ekskog, 8210 Kalkbranter </w:t>
-      </w:r>
-      <w:r>
-        <w:t xml:space="preserve">och </w:t>
-      </w:r>
-      <w:r>
-        <w:rPr>
-          <w:i/>
-        </w:rPr>
-        <w:t>6530 Lövängar</w:t>
-      </w:r>
-      <w:r>
-        <w:t xml:space="preserve"> (SLU Artdatabanken, 2026; Nitare &amp; Skogsstyrelsen, 2019).</w:t>
+        <w:t>Liten svartspik (NT)</w:t>
+      </w:r>
+      <w:r>
+        <w:t xml:space="preserve"> växer på granbark i boreala barrskogar med lång trädkontinuitet och hög luftfuktighet. Orsaken till tillbakagången beror på främst på slutavverkningar av naturskogsartade granskogar. Bestånd med riklig förekomst av liten svartspik bör regelmässigt sparas. Naturhänsyn i samband med slutavverkning måste ske så att man undviker uttorkningseffekter (SLU Artdatabanken, 2024).</w:t>
       </w:r>
     </w:p>
     <w:p>
@@ -802,28 +730,55 @@
         <w:rPr>
           <w:b/>
         </w:rPr>
-        <w:t>Tretåig hackspett (NT, §4)</w:t>
-      </w:r>
-      <w:r>
-        <w:t xml:space="preserve"> är rödlistad som nära hotad och ingår i bilaga 1 i EU:s fågeldirektiv. Tretåig hackspett är för sin överlevnad beroende av kontinuerlig tillförsel av äldre döende och död ved, som sker genom naturliga självgallringsprocesser i äldre grannaturskogar och barrblandade naturskogar. Om en skog genom skogsbruk gallras eller glesas ur så upphör och uteblir i stort sett den naturliga självgallringsprocessen för mycket lång tid framöver vilket omöjliggör upprätthållandet av den kontinuerliga ekologiska funktionen i ett område. Det finns studier som visar att naturskogens självgallringsprocess som den tretåiga hackspetten är beroende av, inte kan ersättas med efterlämnad hänsyn i skogsbruket (Imbeau &amp; Desrochers, 2002). Storleken på häckningsreviret varierar med skogstypen, förekomsten av död ved och graden av fragmentering, men är i allmänhet i storleksordningen 25–100 hektar. Vintertid krävs ofta betydligt större områden och det finns studier som antyder att arten behöver minst 100 hektar äldre skog. I områden med låg bonitet kan det behövas över 200 hektar lämpligt habitat för att ett par ska kunna reproducera sig. Områden med dokumenterad permanent förekomst i naturskogsmiljöer har vanligen så stora naturvärden att skogsbruk är olämpligt. Tretåig hackspett är typisk art för </w:t>
+        <w:t>Lunglav (NT)</w:t>
+      </w:r>
+      <w:r>
+        <w:t xml:space="preserve"> är en av vårt lands främsta signalarter som överallt indikerar gamla lövträd, skogsbestånd med höga naturvärden och ekosystem med långskoglig kontinuitet. Lokalt kan förekomsten vara mycket riklig men den hittas nästan enbart i gamla och ej slutavverkade skogar. Artens samtliga förekomster bör uppmärksammas från naturvårdssynpunkt, då många lokaler även hyser andra ovanliga och rödlistade arter. Rikliga förekomster bör skyddas med biotopskydd, frivilliga avsättningar eller reservat. På lunglav kan de sällsynta lavparasiterna lunglavshårprick (CR), </w:t>
       </w:r>
       <w:r>
         <w:rPr>
           <w:i/>
         </w:rPr>
-        <w:t xml:space="preserve">9010 Taiga, 9740 Skogsbevuxen myr, 9030 Landhöjningsskog </w:t>
-      </w:r>
-      <w:r>
-        <w:t xml:space="preserve">och </w:t>
+        <w:t>Abrothallus diederichii</w:t>
+      </w:r>
+      <w:r>
+        <w:t xml:space="preserve"> (VU), </w:t>
       </w:r>
       <w:r>
         <w:rPr>
           <w:i/>
         </w:rPr>
-        <w:t>9040 Fjällbjörkskog</w:t>
-      </w:r>
-      <w:r>
-        <w:t xml:space="preserve"> (Skogsstyrelsen, 2016; SLU Artdatabanken, 2024).</w:t>
+        <w:t>Abrothallus lobariae</w:t>
+      </w:r>
+      <w:r>
+        <w:t xml:space="preserve"> (VU), </w:t>
+      </w:r>
+      <w:r>
+        <w:rPr>
+          <w:i/>
+        </w:rPr>
+        <w:t>Calycina lobariae</w:t>
+      </w:r>
+      <w:r>
+        <w:t xml:space="preserve"> (VU), lunglavsknapp (VU) och skrovelmössing (VU) påträffas. Lunglav är typisk art för </w:t>
+      </w:r>
+      <w:r>
+        <w:rPr>
+          <w:i/>
+        </w:rPr>
+        <w:t>9010 Taiga, 9020 Nordlig ädellövskog, 9110 Näringsfattig bokskog, 9130 Näringsrik bokskog, 9160 Näringsrik ekskog, 9180 Ädellövskog i branter, 9190 Näringsfattig ekskog, 9070 Trädklädd betesmark, 9040 Fjällbjörkskog</w:t>
+      </w:r>
+      <w:r>
+        <w:t xml:space="preserve"> och</w:t>
+      </w:r>
+      <w:r>
+        <w:rPr>
+          <w:i/>
+        </w:rPr>
+        <w:t xml:space="preserve"> 6530 Lövängar</w:t>
+      </w:r>
+      <w:r>
+        <w:t xml:space="preserve"> (SLU Artdatabanken, 2026; Nitare &amp; Skogsstyrelsen, 2019).</w:t>
       </w:r>
     </w:p>
     <w:p>
@@ -831,19 +786,10 @@
         <w:rPr>
           <w:b/>
         </w:rPr>
-        <w:t xml:space="preserve">Vedtrappmossa (NT) </w:t>
-      </w:r>
-      <w:r>
-        <w:t xml:space="preserve">växer på död ved, främst i gammal granskog. Den förekommer knappast alls i fjällnära barrskogar utan finns i skogslandskapet nedom fjällen och framför allt i landets södra delar är den en mycket bra signalart för barrnaturskog med höga naturvärden. Skogsavverkning och brist på grov död ved i skogen är de allvarligaste hoten och den överlever inte kalhyggesbruk. Lokaler med sluten granskog, tillräckligt stora för att säkerställa ett kontinuerligt tillskott på grova lågor, bör undantas från storskaligt skogsbruk. Vedtrappmossa är typisk art för </w:t>
-      </w:r>
-      <w:r>
-        <w:rPr>
-          <w:i/>
-        </w:rPr>
-        <w:t>9010 Taiga</w:t>
-      </w:r>
-      <w:r>
-        <w:t xml:space="preserve"> (SLU Artdatabanken, 2024).</w:t>
+        <w:t>Nordlig nållav (NT)</w:t>
+      </w:r>
+      <w:r>
+        <w:t xml:space="preserve"> signalerar alltid miljöer med höga naturvärden. På lokalerna förekommer nästan alltid andra rödlistade eller ovanliga arter knutna till gamla skogar. Alla skogsskötselåtgärder på eller i omedelbar närhet av lokalerna utgör ett hot. Några av lavens rikaste förekomster bör skyddas (SLU Artdatabanken, 2024; Nitare &amp; Skogsstyrelsen, 2019).</w:t>
       </w:r>
     </w:p>
     <w:p>
@@ -851,10 +797,28 @@
         <w:rPr>
           <w:b/>
         </w:rPr>
-        <w:t>Vitgrynig nållav (NT)</w:t>
-      </w:r>
-      <w:r>
-        <w:t xml:space="preserve"> växer nästan uteslutande på bark av gamla, senvuxna granar i skuggiga lägen med hög och jämn luftfuktighet. Den vanligaste naturtypen för arten är kontinuitetsskogar på frisk mark men den finns också i sumpgranskogar. På lång sikt utgör avverkningar av olikåldriga granskogar av naturskogskaraktär ett allvarligt hot mot arten och skogsbruksåtgärder på eller i närheten av växtplatserna bör undvikas. Naturskogsartade, fuktiga granskogar med förekomster av arten signalerar höga biologiska värden och bör bevaras (SLU Artdatabanken, 2024; Nitare &amp; Skogsstyrelsen, 2019).</w:t>
+        <w:t>Rödbrun blekspik (NT)</w:t>
+      </w:r>
+      <w:r>
+        <w:t xml:space="preserve"> växer i norra Sverige på bark och ved av björk och gran i skogar med hög och jämn luftfuktighet. I södra Sverige växer den främst på ek i öppna åldriga lövskogar. I norra delen av sitt utbredningsområde hotas arten av slutavverkningar av gamla granskogar. I den södra delen av landet hotas den genom de åldriga lövskogarnas tillbakagång och särskilt ekhagarnas igenväxning och genom plantering av sådan mark med barrskog. Rödbrun blekspik är typisk art för </w:t>
+      </w:r>
+      <w:r>
+        <w:rPr>
+          <w:i/>
+        </w:rPr>
+        <w:t xml:space="preserve">9010 Taiga, 9020 Nordlig ädellövskog, 9070 Trädklädd betesmark, 9160 Näringsrik ekskog </w:t>
+      </w:r>
+      <w:r>
+        <w:t xml:space="preserve">och </w:t>
+      </w:r>
+      <w:r>
+        <w:rPr>
+          <w:i/>
+        </w:rPr>
+        <w:t>9180 Ädellövskog i branter</w:t>
+      </w:r>
+      <w:r>
+        <w:t xml:space="preserve"> och signalerar alltid höga naturvärden (SLU Artdatabanken, 2024; Nitare &amp; Skogsstyrelsen, 2019).</w:t>
       </w:r>
     </w:p>
     <w:p>
@@ -862,91 +826,75 @@
         <w:rPr>
           <w:b/>
         </w:rPr>
-        <w:t>Grynig kolvlav (DD)</w:t>
-      </w:r>
-      <w:r>
-        <w:t xml:space="preserve"> växer i raviner med kontinuitetsskog men finns också på kalfjäll på lokaler med hög luftfuktighet. Arten påverkas negativt av brist på kontinuitetsskog men faktaunderlaget bedöms vara otillräckligt för att avgöra vilken av de olika rödlistningskategorierna som är mest trolig. På grynig kolvlav kan den sällsynta lavparasiten </w:t>
+        <w:t>Skrovellav (NT)</w:t>
+      </w:r>
+      <w:r>
+        <w:t xml:space="preserve"> växer på gamla lövträd och på klippor i gamla skogar med hög och jämn luftfuktighet. Slutavverkning av kontinuitetsskog utgör det största hotet och lavens fortsatta förekomst bör säkerställas genom att lokaler med äldre skog skyddas. I områden med mycket hög luftfuktighet kan man på bålen av skrovellav finna de sällsynta parasitsvamparna skrovellavsknapp (EN), </w:t>
       </w:r>
       <w:r>
         <w:rPr>
           <w:i/>
         </w:rPr>
-        <w:t>Lasiosphaeriopsis pilophori</w:t>
-      </w:r>
-      <w:r>
-        <w:t xml:space="preserve"> (DD) påträffas. Grynig kolvlav är typisk art för </w:t>
+        <w:t>Catillaria lobariicola</w:t>
+      </w:r>
+      <w:r>
+        <w:t xml:space="preserve"> (VU) och </w:t>
       </w:r>
       <w:r>
         <w:rPr>
           <w:i/>
         </w:rPr>
-        <w:t>8110 Silikatrasmarker</w:t>
-      </w:r>
-      <w:r>
-        <w:t xml:space="preserve"> och </w:t>
+        <w:t>Merismatium lobariae</w:t>
+      </w:r>
+      <w:r>
+        <w:t xml:space="preserve"> (DD). Skrovellav är typisk art för </w:t>
       </w:r>
       <w:r>
         <w:rPr>
           <w:i/>
         </w:rPr>
-        <w:t>8120 Kalkrasmarker</w:t>
-      </w:r>
-      <w:r>
-        <w:t xml:space="preserve"> (SLU Artdatabanken, 2026).</w:t>
+        <w:t xml:space="preserve">9010 Taiga, 9020 Nordlig ädellövskog, 9040 Fjällbjörkskog, 9070 Trädklädd betesmark, 9160 Näringsrik ekskog, 9180 Ädellövskog i branter, 9190 Näringsfattig ekskog, 8210 Kalkbranter </w:t>
+      </w:r>
+      <w:r>
+        <w:t xml:space="preserve">och </w:t>
+      </w:r>
+      <w:r>
+        <w:rPr>
+          <w:i/>
+        </w:rPr>
+        <w:t>6530 Lövängar</w:t>
+      </w:r>
+      <w:r>
+        <w:t xml:space="preserve"> (SLU Artdatabanken, 2026; Nitare &amp; Skogsstyrelsen, 2019).</w:t>
       </w:r>
     </w:p>
     <w:p>
       <w:r>
         <w:rPr>
           <w:b/>
+        </w:rPr>
+        <w:t>Tretåig hackspett (NT, §4)</w:t>
+      </w:r>
+      <w:r>
+        <w:t xml:space="preserve"> är rödlistad som nära hotad och ingår i bilaga 1 i EU:s fågeldirektiv. Tretåig hackspett är för sin överlevnad beroende av kontinuerlig tillförsel av äldre döende och död ved, som sker genom naturliga självgallringsprocesser i äldre grannaturskogar och barrblandade naturskogar. Om en skog genom skogsbruk gallras eller glesas ur så upphör och uteblir i stort sett den naturliga självgallringsprocessen för mycket lång tid framöver vilket omöjliggör upprätthållandet av den kontinuerliga ekologiska funktionen i ett område. Det finns studier som visar att naturskogens självgallringsprocess som den tretåiga hackspetten är beroende av, inte kan ersättas med efterlämnad hänsyn i skogsbruket (Imbeau &amp; Desrochers, 2002). Storleken på häckningsreviret varierar med skogstypen, förekomsten av död ved och graden av fragmentering, men är i allmänhet i storleksordningen 25–100 hektar. Vintertid krävs ofta betydligt större områden och det finns studier som antyder att arten behöver minst 100 hektar äldre skog. I områden med låg bonitet kan det behövas över 200 hektar lämpligt habitat för att ett par ska kunna reproducera sig. Områden med dokumenterad permanent förekomst i naturskogsmiljöer har vanligen så stora naturvärden att skogsbruk är olämpligt. Tretåig hackspett är typisk art för </w:t>
+      </w:r>
+      <w:r>
+        <w:rPr>
           <w:i/>
         </w:rPr>
-        <w:t>Roselliniella nephromatis</w:t>
-      </w:r>
-      <w:r>
-        <w:rPr>
-          <w:b/>
-        </w:rPr>
-        <w:t xml:space="preserve"> (DD)</w:t>
-      </w:r>
-      <w:r>
-        <w:t xml:space="preserve"> är en lavparasit som växer på stuplav. Det finns ytterligare tre sällsynta lavparasiter som är knutna till stuplav; njurlavsknapp (EN), </w:t>
+        <w:t xml:space="preserve">9010 Taiga, 9740 Skogsbevuxen myr, 9030 Landhöjningsskog </w:t>
+      </w:r>
+      <w:r>
+        <w:t xml:space="preserve">och </w:t>
       </w:r>
       <w:r>
         <w:rPr>
           <w:i/>
         </w:rPr>
-        <w:t xml:space="preserve">Protounguicularia nephromatis </w:t>
-      </w:r>
-      <w:r>
-        <w:t>(VU)</w:t>
-      </w:r>
-      <w:r>
-        <w:rPr>
-          <w:i/>
-        </w:rPr>
-        <w:t xml:space="preserve"> </w:t>
-      </w:r>
-      <w:r>
-        <w:t xml:space="preserve">och </w:t>
-      </w:r>
-      <w:r>
-        <w:rPr>
-          <w:i/>
-        </w:rPr>
-        <w:t>Refractohilum galligenum</w:t>
-      </w:r>
-      <w:r>
-        <w:t xml:space="preserve"> (NT). Samtliga dessa lavparasiter är beroende av hög luftfuktighet och hotas av brist på kontinuitetsskog samt minskning av de relaterade värdarterna. Faktaunderlaget för </w:t>
-      </w:r>
-      <w:r>
-        <w:rPr>
-          <w:i/>
-        </w:rPr>
-        <w:t>Roselliniella nephromatis</w:t>
-      </w:r>
-      <w:r>
-        <w:t xml:space="preserve"> (DD) bedöms vara otillräckligt för att avgöra vilken av de olika rödlistningskategorierna som är mest trolig (SLU Artdatabanken, 2026).</w:t>
+        <w:t>9040 Fjällbjörkskog</w:t>
+      </w:r>
+      <w:r>
+        <w:t xml:space="preserve"> (Skogsstyrelsen, 2016; SLU Artdatabanken, 2024).</w:t>
       </w:r>
     </w:p>
     <w:p>
@@ -954,19 +902,19 @@
         <w:rPr>
           <w:b/>
         </w:rPr>
-        <w:t>Barkkornlav</w:t>
-      </w:r>
-      <w:r>
-        <w:t xml:space="preserve"> växer på bark av bl.a. gran, ek, al, asp, rönn, sälg och en i ädellövskogar, granskogar, barr- och lövblandskogar med hög luftfuktighet. Barkkornlav är typisk art för </w:t>
+        <w:t xml:space="preserve">Vedtrappmossa (NT) </w:t>
+      </w:r>
+      <w:r>
+        <w:t xml:space="preserve">växer på död ved, främst i gammal granskog. Den förekommer knappast alls i fjällnära barrskogar utan finns i skogslandskapet nedom fjällen och framför allt i landets södra delar är den en mycket bra signalart för barrnaturskog med höga naturvärden. Skogsavverkning och brist på grov död ved i skogen är de allvarligaste hoten och den överlever inte kalhyggesbruk. Lokaler med sluten granskog, tillräckligt stora för att säkerställa ett kontinuerligt tillskott på grova lågor, bör undantas från storskaligt skogsbruk. Vedtrappmossa är typisk art för </w:t>
       </w:r>
       <w:r>
         <w:rPr>
           <w:i/>
         </w:rPr>
-        <w:t>9190 Näringsfattig ekskog</w:t>
-      </w:r>
-      <w:r>
-        <w:t xml:space="preserve"> (SLU Artdatabanken, 2025).</w:t>
+        <w:t>9010 Taiga</w:t>
+      </w:r>
+      <w:r>
+        <w:t xml:space="preserve"> (SLU Artdatabanken, 2024).</w:t>
       </w:r>
     </w:p>
     <w:p>
@@ -974,46 +922,10 @@
         <w:rPr>
           <w:b/>
         </w:rPr>
-        <w:t>Bårdlav</w:t>
-      </w:r>
-      <w:r>
-        <w:t xml:space="preserve"> signalerar miljöer med höga naturvärden och på lokalerna finns vanligtvis många andra ovanliga och rödlistade arter. Den visar även på platser med hög och jämn luftfuktighet. På bårdlav och andra njurlavar (Nephroma) kan de sällsynta parasiterna </w:t>
-      </w:r>
-      <w:r>
-        <w:rPr>
-          <w:i/>
-        </w:rPr>
-        <w:t xml:space="preserve">Protounguicularia nephromatis </w:t>
-      </w:r>
-      <w:r>
-        <w:t xml:space="preserve">(VU) och </w:t>
-      </w:r>
-      <w:r>
-        <w:rPr>
-          <w:i/>
-        </w:rPr>
-        <w:t xml:space="preserve">Tremella nephromatis </w:t>
-      </w:r>
-      <w:r>
-        <w:t xml:space="preserve">(DD) påträffas. Bårdlav är typisk art för </w:t>
-      </w:r>
-      <w:r>
-        <w:rPr>
-          <w:i/>
-        </w:rPr>
-        <w:t xml:space="preserve">9010 Taiga, 9020 Nordlig ädellövskog, 9070 Trädklädd betesmark, 9110 Näringsfattig bokskog, 9160 Näringsrik ekskog, 9180 Ädellövskog i branter </w:t>
-      </w:r>
-      <w:r>
-        <w:t>och</w:t>
-      </w:r>
-      <w:r>
-        <w:rPr>
-          <w:i/>
-        </w:rPr>
-        <w:t xml:space="preserve"> 9190 Näringsfattig ekskog</w:t>
-      </w:r>
-      <w:r>
-        <w:t xml:space="preserve"> (SLU Artdatabanken, 2026; Nitare &amp; Skogsstyrelsen, 2019).</w:t>
+        <w:t>Vitgrynig nållav (NT)</w:t>
+      </w:r>
+      <w:r>
+        <w:t xml:space="preserve"> växer nästan uteslutande på bark av gamla, senvuxna granar i skuggiga lägen med hög och jämn luftfuktighet. Den vanligaste naturtypen för arten är kontinuitetsskogar på frisk mark men den finns också i sumpgranskogar. På lång sikt utgör avverkningar av olikåldriga granskogar av naturskogskaraktär ett allvarligt hot mot arten och skogsbruksåtgärder på eller i närheten av växtplatserna bör undvikas. Naturskogsartade, fuktiga granskogar med förekomster av arten signalerar höga biologiska värden och bör bevaras (SLU Artdatabanken, 2024; Nitare &amp; Skogsstyrelsen, 2019).</w:t>
       </w:r>
     </w:p>
     <w:p>
@@ -1021,48 +933,91 @@
         <w:rPr>
           <w:b/>
         </w:rPr>
-        <w:t xml:space="preserve">Gytterlav </w:t>
-      </w:r>
-      <w:r>
-        <w:t xml:space="preserve">signalerar höga naturvärden i södra och mellersta Sverige, samt längs Norrlands kustland. Förekomster i söder, framför allt på trädstammar, är en indikation på gammal skogsmark med långvarig förekomst av äldre lövträd i miljöer med hög och jämn luftfuktighet. Gytterlav är typisk art för </w:t>
+        <w:t>Grynig kolvlav (DD)</w:t>
+      </w:r>
+      <w:r>
+        <w:t xml:space="preserve"> växer i raviner med kontinuitetsskog men finns också på kalfjäll på lokaler med hög luftfuktighet. Arten påverkas negativt av brist på kontinuitetsskog men faktaunderlaget bedöms vara otillräckligt för att avgöra vilken av de olika rödlistningskategorierna som är mest trolig. På grynig kolvlav kan den sällsynta lavparasiten </w:t>
       </w:r>
       <w:r>
         <w:rPr>
           <w:i/>
         </w:rPr>
-        <w:t xml:space="preserve">9040 Fjällbjörkskog </w:t>
-      </w:r>
-      <w:r>
-        <w:t>(Nitare &amp; Skogsstyrelsen, 2019; SLU Artdatabanken, 2025).</w:t>
+        <w:t>Lasiosphaeriopsis pilophori</w:t>
+      </w:r>
+      <w:r>
+        <w:t xml:space="preserve"> (DD) påträffas. Grynig kolvlav är typisk art för </w:t>
+      </w:r>
+      <w:r>
+        <w:rPr>
+          <w:i/>
+        </w:rPr>
+        <w:t>8110 Silikatrasmarker</w:t>
+      </w:r>
+      <w:r>
+        <w:t xml:space="preserve"> och </w:t>
+      </w:r>
+      <w:r>
+        <w:rPr>
+          <w:i/>
+        </w:rPr>
+        <w:t>8120 Kalkrasmarker</w:t>
+      </w:r>
+      <w:r>
+        <w:t xml:space="preserve"> (SLU Artdatabanken, 2026).</w:t>
       </w:r>
     </w:p>
     <w:p>
       <w:r>
         <w:rPr>
           <w:b/>
-        </w:rPr>
-        <w:t>Korallblylav</w:t>
-      </w:r>
-      <w:r>
-        <w:t xml:space="preserve"> växer på bark av asp, ask, rönn, sälg, bok och lönn och signalerar överallt skogsbestånd med höga naturvärden och den följs nästan alltid av andra ovanliga och rödlistade arter. Den indikerar hög och jämn luftfuktighet och växer främst i områden med lång skoglig kontinuitet där det funnits ett ständigt inslag av gamla lövträd. Korallblylav är typisk art för </w:t>
-      </w:r>
-      <w:r>
-        <w:rPr>
           <w:i/>
         </w:rPr>
-        <w:t xml:space="preserve">9020 Nordlig ädellövskog, 9070 Trädklädd betesmark, 9160 Näringsrik ekskog, 9180 Ädellövskog i branter </w:t>
-      </w:r>
-      <w:r>
-        <w:t>och</w:t>
+        <w:t>Roselliniella nephromatis</w:t>
+      </w:r>
+      <w:r>
+        <w:rPr>
+          <w:b/>
+        </w:rPr>
+        <w:t xml:space="preserve"> (DD)</w:t>
+      </w:r>
+      <w:r>
+        <w:t xml:space="preserve"> är en lavparasit som växer på stuplav. Det finns ytterligare tre sällsynta lavparasiter som är knutna till stuplav; njurlavsknapp (EN), </w:t>
       </w:r>
       <w:r>
         <w:rPr>
           <w:i/>
         </w:rPr>
-        <w:t xml:space="preserve"> 9190 Näringsfattig ekskog</w:t>
-      </w:r>
-      <w:r>
-        <w:t xml:space="preserve"> (SLU Artdatabanken, 2024; Nitare &amp; Skogsstyrelsen, 2019).</w:t>
+        <w:t xml:space="preserve">Protounguicularia nephromatis </w:t>
+      </w:r>
+      <w:r>
+        <w:t>(VU)</w:t>
+      </w:r>
+      <w:r>
+        <w:rPr>
+          <w:i/>
+        </w:rPr>
+        <w:t xml:space="preserve"> </w:t>
+      </w:r>
+      <w:r>
+        <w:t xml:space="preserve">och </w:t>
+      </w:r>
+      <w:r>
+        <w:rPr>
+          <w:i/>
+        </w:rPr>
+        <w:t>Refractohilum galligenum</w:t>
+      </w:r>
+      <w:r>
+        <w:t xml:space="preserve"> (NT). Samtliga dessa lavparasiter är beroende av hög luftfuktighet och hotas av brist på kontinuitetsskog samt minskning av de relaterade värdarterna. Faktaunderlaget för </w:t>
+      </w:r>
+      <w:r>
+        <w:rPr>
+          <w:i/>
+        </w:rPr>
+        <w:t>Roselliniella nephromatis</w:t>
+      </w:r>
+      <w:r>
+        <w:t xml:space="preserve"> (DD) bedöms vara otillräckligt för att avgöra vilken av de olika rödlistningskategorierna som är mest trolig (SLU Artdatabanken, 2026).</w:t>
       </w:r>
     </w:p>
     <w:p>
@@ -1070,19 +1025,19 @@
         <w:rPr>
           <w:b/>
         </w:rPr>
-        <w:t>Kransrams</w:t>
-      </w:r>
-      <w:r>
-        <w:t xml:space="preserve"> är typisk art för </w:t>
+        <w:t>Barkkornlav</w:t>
+      </w:r>
+      <w:r>
+        <w:t xml:space="preserve"> växer på bark av bl.a. gran, ek, al, asp, rönn, sälg och en i ädellövskogar, granskogar, barr- och lövblandskogar med hög luftfuktighet. Barkkornlav är typisk art för </w:t>
       </w:r>
       <w:r>
         <w:rPr>
           <w:i/>
         </w:rPr>
-        <w:t xml:space="preserve">9020 Nordlig ädellövskog </w:t>
-      </w:r>
-      <w:r>
-        <w:t>(SLU Artdatabanken, 2025).</w:t>
+        <w:t>9190 Näringsfattig ekskog</w:t>
+      </w:r>
+      <w:r>
+        <w:t xml:space="preserve"> (SLU Artdatabanken, 2025).</w:t>
       </w:r>
     </w:p>
     <w:p>
@@ -1090,19 +1045,46 @@
         <w:rPr>
           <w:b/>
         </w:rPr>
-        <w:t xml:space="preserve">Rostfläck </w:t>
-      </w:r>
-      <w:r>
-        <w:t xml:space="preserve">signalerar framför allt höga naturvärden i östra Sverige samt norr om den naturliga norrlandsgränsen. Arten indikerar här skogsmiljöer som under lång tid haft ett konstant fuktigt mikroklimat. Rika förekomster i Norrland visar sannolikt på bestånd med långvarig kontinuitet av gamla träd. När laven påträffas i alkärr signalerar den höga naturvärden inom hela sitt utbredningsområde. Rostfläck är typisk art för </w:t>
+        <w:t>Bårdlav</w:t>
+      </w:r>
+      <w:r>
+        <w:t xml:space="preserve"> signalerar miljöer med höga naturvärden och på lokalerna finns vanligtvis många andra ovanliga och rödlistade arter. Den visar även på platser med hög och jämn luftfuktighet. På bårdlav och andra njurlavar (Nephroma) kan de sällsynta parasiterna </w:t>
       </w:r>
       <w:r>
         <w:rPr>
           <w:i/>
         </w:rPr>
-        <w:t xml:space="preserve">9190 Näringsfattig ekskog </w:t>
-      </w:r>
-      <w:r>
-        <w:t>(Nitare &amp; Skogsstyrelsen, 2019; SLU Artdatabanken, 2025).</w:t>
+        <w:t xml:space="preserve">Protounguicularia nephromatis </w:t>
+      </w:r>
+      <w:r>
+        <w:t xml:space="preserve">(VU) och </w:t>
+      </w:r>
+      <w:r>
+        <w:rPr>
+          <w:i/>
+        </w:rPr>
+        <w:t xml:space="preserve">Tremella nephromatis </w:t>
+      </w:r>
+      <w:r>
+        <w:t xml:space="preserve">(DD) påträffas. Bårdlav är typisk art för </w:t>
+      </w:r>
+      <w:r>
+        <w:rPr>
+          <w:i/>
+        </w:rPr>
+        <w:t xml:space="preserve">9010 Taiga, 9020 Nordlig ädellövskog, 9070 Trädklädd betesmark, 9110 Näringsfattig bokskog, 9160 Näringsrik ekskog, 9180 Ädellövskog i branter </w:t>
+      </w:r>
+      <w:r>
+        <w:t>och</w:t>
+      </w:r>
+      <w:r>
+        <w:rPr>
+          <w:i/>
+        </w:rPr>
+        <w:t xml:space="preserve"> 9190 Näringsfattig ekskog</w:t>
+      </w:r>
+      <w:r>
+        <w:t xml:space="preserve"> (SLU Artdatabanken, 2026; Nitare &amp; Skogsstyrelsen, 2019).</w:t>
       </w:r>
     </w:p>
     <w:p>
@@ -1110,6 +1092,95 @@
         <w:rPr>
           <w:b/>
         </w:rPr>
+        <w:t xml:space="preserve">Gytterlav </w:t>
+      </w:r>
+      <w:r>
+        <w:t xml:space="preserve">signalerar höga naturvärden i södra och mellersta Sverige, samt längs Norrlands kustland. Förekomster i söder, framför allt på trädstammar, är en indikation på gammal skogsmark med långvarig förekomst av äldre lövträd i miljöer med hög och jämn luftfuktighet. Gytterlav är typisk art för </w:t>
+      </w:r>
+      <w:r>
+        <w:rPr>
+          <w:i/>
+        </w:rPr>
+        <w:t xml:space="preserve">9040 Fjällbjörkskog </w:t>
+      </w:r>
+      <w:r>
+        <w:t>(Nitare &amp; Skogsstyrelsen, 2019; SLU Artdatabanken, 2025).</w:t>
+      </w:r>
+    </w:p>
+    <w:p>
+      <w:r>
+        <w:rPr>
+          <w:b/>
+        </w:rPr>
+        <w:t>Korallblylav</w:t>
+      </w:r>
+      <w:r>
+        <w:t xml:space="preserve"> växer på bark av asp, ask, rönn, sälg, bok och lönn och signalerar överallt skogsbestånd med höga naturvärden och den följs nästan alltid av andra ovanliga och rödlistade arter. Den indikerar hög och jämn luftfuktighet och växer främst i områden med lång skoglig kontinuitet där det funnits ett ständigt inslag av gamla lövträd. Korallblylav är typisk art för </w:t>
+      </w:r>
+      <w:r>
+        <w:rPr>
+          <w:i/>
+        </w:rPr>
+        <w:t xml:space="preserve">9020 Nordlig ädellövskog, 9070 Trädklädd betesmark, 9160 Näringsrik ekskog, 9180 Ädellövskog i branter </w:t>
+      </w:r>
+      <w:r>
+        <w:t>och</w:t>
+      </w:r>
+      <w:r>
+        <w:rPr>
+          <w:i/>
+        </w:rPr>
+        <w:t xml:space="preserve"> 9190 Näringsfattig ekskog</w:t>
+      </w:r>
+      <w:r>
+        <w:t xml:space="preserve"> (SLU Artdatabanken, 2024; Nitare &amp; Skogsstyrelsen, 2019).</w:t>
+      </w:r>
+    </w:p>
+    <w:p>
+      <w:r>
+        <w:rPr>
+          <w:b/>
+        </w:rPr>
+        <w:t>Kransrams</w:t>
+      </w:r>
+      <w:r>
+        <w:t xml:space="preserve"> är typisk art för </w:t>
+      </w:r>
+      <w:r>
+        <w:rPr>
+          <w:i/>
+        </w:rPr>
+        <w:t xml:space="preserve">9020 Nordlig ädellövskog </w:t>
+      </w:r>
+      <w:r>
+        <w:t>(SLU Artdatabanken, 2025).</w:t>
+      </w:r>
+    </w:p>
+    <w:p>
+      <w:r>
+        <w:rPr>
+          <w:b/>
+        </w:rPr>
+        <w:t xml:space="preserve">Rostfläck </w:t>
+      </w:r>
+      <w:r>
+        <w:t xml:space="preserve">signalerar framför allt höga naturvärden i östra Sverige samt norr om den naturliga norrlandsgränsen. Arten indikerar här skogsmiljöer som under lång tid haft ett konstant fuktigt mikroklimat. Rika förekomster i Norrland visar sannolikt på bestånd med långvarig kontinuitet av gamla träd. När laven påträffas i alkärr signalerar den höga naturvärden inom hela sitt utbredningsområde. Rostfläck är typisk art för </w:t>
+      </w:r>
+      <w:r>
+        <w:rPr>
+          <w:i/>
+        </w:rPr>
+        <w:t xml:space="preserve">9190 Näringsfattig ekskog </w:t>
+      </w:r>
+      <w:r>
+        <w:t>(Nitare &amp; Skogsstyrelsen, 2019; SLU Artdatabanken, 2025).</w:t>
+      </w:r>
+    </w:p>
+    <w:p>
+      <w:r>
+        <w:rPr>
+          <w:b/>
+        </w:rPr>
         <w:t>Sotlav</w:t>
       </w:r>
       <w:r>
@@ -1129,6 +1200,35 @@
           <w:i/>
         </w:rPr>
         <w:t xml:space="preserve"> 9070 Trädklädd betesmark</w:t>
+      </w:r>
+      <w:r>
+        <w:t xml:space="preserve"> (Nitare &amp; Skogsstyrelsen, 2019; SLU Artdatabanken, 2025).</w:t>
+      </w:r>
+    </w:p>
+    <w:p>
+      <w:r>
+        <w:rPr>
+          <w:b/>
+        </w:rPr>
+        <w:t xml:space="preserve">Strutbräken </w:t>
+      </w:r>
+      <w:r>
+        <w:t xml:space="preserve">är normalt en mycket bra och tydlig signalart som visar på flera olika fuktiga biotoper med rörligt markvatten som nästan alltid har höga naturvärden. Den växer på skuggiga, fuktiga, näringsrika mullmarker längs bäckdalar, åar, älvar, översilade sluttningar med högörtsgranskog och svämlövskogar med kortvarigt översvämmade sedimentplan. Växtplatserna har ytligt rörligt markvatten och konstant hög luftfuktighet. Arten är känslig för avverkning och dikning.Strutbräken är typisk art för </w:t>
+      </w:r>
+      <w:r>
+        <w:rPr>
+          <w:i/>
+        </w:rPr>
+        <w:t xml:space="preserve">9050 Näringsrik granskog, 9080 Lövsumpskog, 9750 Svämlövskog, 9760 Svämädellövskog </w:t>
+      </w:r>
+      <w:r>
+        <w:t>och</w:t>
+      </w:r>
+      <w:r>
+        <w:rPr>
+          <w:i/>
+        </w:rPr>
+        <w:t xml:space="preserve"> 6430 Högörtängar</w:t>
       </w:r>
       <w:r>
         <w:t xml:space="preserve"> (Nitare &amp; Skogsstyrelsen, 2019; SLU Artdatabanken, 2025).</w:t>
@@ -1344,7 +1444,7 @@
         <w:rPr>
           <w:i/>
         </w:rPr>
-        <w:t>I det avverkningsanmälda skogsområdet har 38 rödlistade arter och signalarter påträffats. Detta ska jämföras med Skogsstyrelsens uppföljning 2017 av nyckelbiotoper som visade att man i genomsnitt hittar 20,6 olika rödlistade arter och signalarter i en nyckelbiotop (Wijk, S. 2017. Biologisk mångfald i nyckelbiotoper – Resultat från inventeringen “Uppföljning biologisk mångfald” 2009–2015. Rapport 4/2017 Skogsstyrelsen, Jönköping).</w:t>
+        <w:t>I det avverkningsanmälda skogsområdet har 43 rödlistade arter och signalarter påträffats. Detta ska jämföras med Skogsstyrelsens uppföljning 2017 av nyckelbiotoper som visade att man i genomsnitt hittar 20,6 olika rödlistade arter och signalarter i en nyckelbiotop (Wijk, S. 2017. Biologisk mångfald i nyckelbiotoper – Resultat från inventeringen “Uppföljning biologisk mångfald” 2009–2015. Rapport 4/2017 Skogsstyrelsen, Jönköping).</w:t>
       </w:r>
     </w:p>
     <w:p>
@@ -1373,7 +1473,7 @@
         <w:rPr>
           <w:i/>
         </w:rPr>
-        <w:t>I det avverkningsanmälda skogsområdet har 39 naturvårdsarter varav 29 rödlistade arter sina livsmiljöer och växtplatser.</w:t>
+        <w:t>I det avverkningsanmälda skogsområdet har 44 naturvårdsarter varav 33 rödlistade arter sina livsmiljöer och växtplatser.</w:t>
       </w:r>
     </w:p>
     <w:p>
@@ -1626,6 +1726,92 @@
       </w:pPr>
       <w:r>
         <w:t>Referenser – skrovellavsknapp</w:t>
+      </w:r>
+    </w:p>
+    <w:p>
+      <w:r>
+        <w:t xml:space="preserve">SLU Artdatabanken, 2026. </w:t>
+      </w:r>
+      <w:r>
+        <w:rPr>
+          <w:i/>
+        </w:rPr>
+        <w:t xml:space="preserve">Artfaktablad. Naturvård – artfakta. </w:t>
+      </w:r>
+      <w:r>
+        <w:t>SLU Artdatabanken, Uppsala</w:t>
+      </w:r>
+    </w:p>
+    <w:p>
+      <w:pPr>
+        <w:pStyle w:val="Heading1"/>
+      </w:pPr>
+      <w:r>
+        <w:t>Lavskrika – ekologi samt krav på livsmiljön</w:t>
+      </w:r>
+    </w:p>
+    <w:p>
+      <w:r>
+        <w:t>Lavskrika är rödlistad som nära hotad (NT), fridlyst enligt 4 § artskyddsförordningen (2007:845) och ingår i förteckningen över prioriterade arter i Skogsstyrelsens föreskrifter och allmänna råd (SKSFS 2011:7) bilaga 4. Lavskrikan är en mycket stationär fågel, som häckar i äldre, slutna och hänglavsrika barrskogar. Nyckelfaktorer är flerskiktad skog med rik undervegetation samt riklig förekomst av hänglavar (SLU Artdatabanken, 2026).</w:t>
+      </w:r>
+    </w:p>
+    <w:p>
+      <w:r>
+        <w:t xml:space="preserve">I Skogsstyrelsens vägledning för hänsyn till fåglar står bland annat att: </w:t>
+      </w:r>
+      <w:r>
+        <w:rPr>
+          <w:i/>
+        </w:rPr>
+        <w:t>“Reviren är livslånga med hemområden som varierar mellan 50 och 150 ha. Hemområdena har inga fasta gränser utan det handlar mera om de yttre gränserna för familjegruppernas rörelser. Lavskrikan undviker att förflytta sig över stora öppna områden och hemområdesstorleken är därför större i områden fragmenterade av hyggen och yngre skog än i områden med i sammanhängande äldre skog. Det finns studier som antyder att det inom ett revir bör finnas maximalt 15 % öppna ytor och ungskog. Inom ett revir av hög kvalitet finns det som regel ett eller flera kärnområden (1–20 ha) med relativt tät flerskiktad granskog.”</w:t>
+      </w:r>
+      <w:r>
+        <w:t xml:space="preserve"> Vidare att: </w:t>
+      </w:r>
+      <w:r>
+        <w:rPr>
+          <w:i/>
+        </w:rPr>
+        <w:t>“Arten missgynnas när flerskiktad skog omförs till enskiktade bestånd. Även skogsskötsel med återkommande röjning och hård gallring är starkt negativt. Lavskrikan har relativt stora hemområden och försvinner när den äldre skogen fragmenteras, särskilt allvarligt är när kärnområdena avverkas.”</w:t>
+      </w:r>
+      <w:r>
+        <w:t xml:space="preserve"> (Skogsstyrelsen 2016).</w:t>
+      </w:r>
+    </w:p>
+    <w:p>
+      <w:r>
+        <w:t xml:space="preserve">Populationen har minskat med 20 (10–30) % under de senaste 15 åren och minskningstakten bedöms vara nära gränsvärdet för sårbar (VU). Arten försvinner successivt framför allt vid dess utbredningsgränser och populationen har minskat kontinuerligt under 2000-talet. Lavskrika är typisk art för </w:t>
+      </w:r>
+      <w:r>
+        <w:rPr>
+          <w:i/>
+        </w:rPr>
+        <w:t>9010 Taiga</w:t>
+      </w:r>
+      <w:r>
+        <w:t xml:space="preserve"> (SLU Artdatabanken, 2026).</w:t>
+      </w:r>
+    </w:p>
+    <w:p>
+      <w:pPr>
+        <w:pStyle w:val="Heading2"/>
+      </w:pPr>
+      <w:r>
+        <w:t>Referenser – lavskrika</w:t>
+      </w:r>
+    </w:p>
+    <w:p>
+      <w:r>
+        <w:t xml:space="preserve">Skogsstyrelsen, 2016. </w:t>
+      </w:r>
+      <w:r>
+        <w:rPr>
+          <w:i/>
+        </w:rPr>
+        <w:t xml:space="preserve">Vägledning för hänsyn till fåglar – lavskrika. </w:t>
+      </w:r>
+      <w:r>
+        <w:t>https://www.skogsstyrelsen.se/globalassets/lag-och-tillsyn/artskydd/vagledningar-for-hansyn-till-faglar/lavskrika-vagledning-hansyn.pdf</w:t>
       </w:r>
     </w:p>
     <w:p>
@@ -2070,7 +2256,7 @@
     <w:r>
       <w:tab/>
       <w:tab/>
-      <w:t>2026-09-14</w:t>
+      <w:t>2026-09-15</w:t>
       <w:br/>
       <w:br/>
     </w:r>

--- a/klagomål/A 71219-2021 FSC-klagomål.docx
+++ b/klagomål/A 71219-2021 FSC-klagomål.docx
@@ -2256,7 +2256,7 @@
     <w:r>
       <w:tab/>
       <w:tab/>
-      <w:t>2026-09-15</w:t>
+      <w:t>2026-09-16</w:t>
       <w:br/>
       <w:br/>
     </w:r>

--- a/klagomål/A 71219-2021 FSC-klagomål.docx
+++ b/klagomål/A 71219-2021 FSC-klagomål.docx
@@ -2256,7 +2256,7 @@
     <w:r>
       <w:tab/>
       <w:tab/>
-      <w:t>2026-09-16</w:t>
+      <w:t>2026-09-17</w:t>
       <w:br/>
       <w:br/>
     </w:r>

--- a/klagomål/A 71219-2021 FSC-klagomål.docx
+++ b/klagomål/A 71219-2021 FSC-klagomål.docx
@@ -2256,7 +2256,7 @@
     <w:r>
       <w:tab/>
       <w:tab/>
-      <w:t>2026-09-17</w:t>
+      <w:t>2026-09-18</w:t>
       <w:br/>
       <w:br/>
     </w:r>

--- a/klagomål/A 71219-2021 FSC-klagomål.docx
+++ b/klagomål/A 71219-2021 FSC-klagomål.docx
@@ -2256,7 +2256,7 @@
     <w:r>
       <w:tab/>
       <w:tab/>
-      <w:t>2026-09-18</w:t>
+      <w:t>2026-09-19</w:t>
       <w:br/>
       <w:br/>
     </w:r>

--- a/klagomål/A 71219-2021 FSC-klagomål.docx
+++ b/klagomål/A 71219-2021 FSC-klagomål.docx
@@ -178,7 +178,7 @@
       <w:r>
         <w:drawing>
           <wp:inline xmlns:a="http://schemas.openxmlformats.org/drawingml/2006/main" xmlns:pic="http://schemas.openxmlformats.org/drawingml/2006/picture">
-            <wp:extent cx="5486400" cy="4370497"/>
+            <wp:extent cx="5486400" cy="3559738"/>
             <wp:docPr id="1" name="Picture 1"/>
             <wp:cNvGraphicFramePr>
               <a:graphicFrameLocks noChangeAspect="1"/>
@@ -199,7 +199,7 @@
                   <pic:spPr>
                     <a:xfrm>
                       <a:off x="0" y="0"/>
-                      <a:ext cx="5486400" cy="4370497"/>
+                      <a:ext cx="5486400" cy="3559738"/>
                     </a:xfrm>
                     <a:prstGeom prst="rect"/>
                   </pic:spPr>
@@ -221,7 +221,7 @@
     </w:p>
     <w:p>
       <w:r>
-        <w:t>I och inom 1 meter från avverkningsanmälan finns fynd av 44 naturvårdsarter, varav 33 är rödlistade, 3 är fridlysta, 23 är typiska (T) och 10 är signalarter (S): lunglavshårprick (CR), ros-skivlav (CR), njurlavsknapp (EN), skrovellavsknapp (EN), trådbrosklav (EN), amerikansk sönderfallslav (VU), borsttagging (VU), Cliostomum piceicola (VU), garnlav (VU, T), grantickeporing (VU), gränsticka (VU, T), liten sotlav (VU, T), lunglavsknapp (VU), norsk näverlav (VU), skuggkraterlav (VU), smalskaftslav (VU), tvådoftspindling (VU), brunpudrad nållav (NT, T), doftskinn (NT, T), grynig filtlav (NT, T), harticka (NT, T), kavernularia (NT), lavskrika (NT, T, §4), liten svartspik (NT), lunglav (NT, T), nordlig nållav (NT), rödbrun blekspik (NT, T), skrovellav (NT, T), tretåig hackspett (NT, T, §4), vedtrappmossa (NT, T), vitgrynig nållav (NT), grynig kolvlav (DD), Roselliniella nephromatis (DD), barkkornlav (S, T), bårdlav (S, T), gytterlav (S, T), korallblylav (S, T), kransrams (S, T), rostfläck (S, T), sotlav (S, T), strutbräken (S, T), stuplav (S, T), trådticka (S, T) och skogsrör (§7). Se Figur 1.</w:t>
+        <w:t>I och inom 1 meter från avverkningsanmälan finns fynd av 45 naturvårdsarter, varav 33 är rödlistade, 3 är fridlysta, 24 är typiska (T) och 10 är signalarter (S): lunglavshårprick (CR), ros-skivlav (CR), njurlavsknapp (EN), skrovellavsknapp (EN), trådbrosklav (EN), amerikansk sönderfallslav (VU), borsttagging (VU), Cliostomum piceicola (VU), garnlav (VU, T), grantickeporing (VU), gränsticka (VU, T), liten sotlav (VU, T), lunglavsknapp (VU), norsk näverlav (VU), skuggkraterlav (VU), smalskaftslav (VU), tvådoftspindling (VU), brunpudrad nållav (NT, T), doftskinn (NT, T), grynig filtlav (NT, T), harticka (NT, T), kavernularia (NT), lavskrika (NT, T, §4), liten svartspik (NT), lunglav (NT, T), nordlig nållav (NT), rödbrun blekspik (NT, T), skrovellav (NT, T), tretåig hackspett (NT, T, §4), vedtrappmossa (NT, T), vitgrynig nållav (NT), grynig kolvlav (DD), Roselliniella nephromatis (DD), barkkornlav (S, T), bårdlav (S, T), gytterlav (S, T), korallblylav (S, T), kransrams (S, T), rostfläck (S, T), sotlav (S, T), strutbräken (S, T), stuplav (S, T), trådticka (S, T), hässlebrodd (T) och skogsrör (§7). Se Figur 1.</w:t>
       </w:r>
     </w:p>
     <w:p>
@@ -1324,6 +1324,35 @@
         <w:rPr>
           <w:b/>
         </w:rPr>
+        <w:t>Hässlebrodd</w:t>
+      </w:r>
+      <w:r>
+        <w:t xml:space="preserve"> är typisk art för </w:t>
+      </w:r>
+      <w:r>
+        <w:rPr>
+          <w:i/>
+        </w:rPr>
+        <w:t xml:space="preserve">9040 Fjällbjörkskog </w:t>
+      </w:r>
+      <w:r>
+        <w:t xml:space="preserve">och </w:t>
+      </w:r>
+      <w:r>
+        <w:rPr>
+          <w:i/>
+        </w:rPr>
+        <w:t xml:space="preserve">1610 Åsöar i Östersjön </w:t>
+      </w:r>
+      <w:r>
+        <w:t>(SLU Artdatabanken, 2025).</w:t>
+      </w:r>
+    </w:p>
+    <w:p>
+      <w:r>
+        <w:rPr>
+          <w:b/>
+        </w:rPr>
         <w:t>Skogsrör (§7)</w:t>
       </w:r>
       <w:r>
@@ -1473,7 +1502,7 @@
         <w:rPr>
           <w:i/>
         </w:rPr>
-        <w:t>I det avverkningsanmälda skogsområdet har 44 naturvårdsarter varav 33 rödlistade arter sina livsmiljöer och växtplatser.</w:t>
+        <w:t>I det avverkningsanmälda skogsområdet har 45 naturvårdsarter varav 33 rödlistade arter sina livsmiljöer och växtplatser.</w:t>
       </w:r>
     </w:p>
     <w:p>
@@ -2256,7 +2285,7 @@
     <w:r>
       <w:tab/>
       <w:tab/>
-      <w:t>2026-09-19</w:t>
+      <w:t>2026-09-21</w:t>
       <w:br/>
       <w:br/>
     </w:r>

--- a/klagomål/A 71219-2021 FSC-klagomål.docx
+++ b/klagomål/A 71219-2021 FSC-klagomål.docx
@@ -221,7 +221,7 @@
     </w:p>
     <w:p>
       <w:r>
-        <w:t>I och inom 1 meter från avverkningsanmälan finns fynd av 45 naturvårdsarter, varav 33 är rödlistade, 3 är fridlysta, 24 är typiska (T) och 10 är signalarter (S): lunglavshårprick (CR), ros-skivlav (CR), njurlavsknapp (EN), skrovellavsknapp (EN), trådbrosklav (EN), amerikansk sönderfallslav (VU), borsttagging (VU), Cliostomum piceicola (VU), garnlav (VU, T), grantickeporing (VU), gränsticka (VU, T), liten sotlav (VU, T), lunglavsknapp (VU), norsk näverlav (VU), skuggkraterlav (VU), smalskaftslav (VU), tvådoftspindling (VU), brunpudrad nållav (NT, T), doftskinn (NT, T), grynig filtlav (NT, T), harticka (NT, T), kavernularia (NT), lavskrika (NT, T, §4), liten svartspik (NT), lunglav (NT, T), nordlig nållav (NT), rödbrun blekspik (NT, T), skrovellav (NT, T), tretåig hackspett (NT, T, §4), vedtrappmossa (NT, T), vitgrynig nållav (NT), grynig kolvlav (DD), Roselliniella nephromatis (DD), barkkornlav (S, T), bårdlav (S, T), gytterlav (S, T), korallblylav (S, T), kransrams (S, T), rostfläck (S, T), sotlav (S, T), strutbräken (S, T), stuplav (S, T), trådticka (S, T), hässlebrodd (T) och skogsrör (§7). Se Figur 1.</w:t>
+        <w:t>I och inom 1 meter från avverkningsanmälan finns fynd av 48 naturvårdsarter, varav 35 är rödlistade, 3 är fridlysta, 25 är typiska (T) och 11 är signalarter (S): lunglavshårprick (CR), ros-skivlav (CR), njurlavsknapp (EN), skrovellavsknapp (EN), trådbrosklav (EN), amerikansk sönderfallslav (VU), borsttagging (VU), Cliostomum piceicola (VU), garnlav (VU, T), grantickeporing (VU), gränsticka (VU, T), liten sotlav (VU, T), lunglavsknapp (VU), norsk näverlav (VU), skuggkraterlav (VU), smalskaftslav (VU), tvådoftspindling (VU), brun svartspik (NT), brunpudrad nållav (NT, T), doftskinn (NT, T), grynig filtlav (NT, T), harticka (NT, T), kavernularia (NT), lavskrika (NT, T, §4), liten svartspik (NT), lunglav (NT, T), nordlig nållav (NT), rödbrun blekspik (NT, T), skrovellav (NT, T), tretåig hackspett (NT, T, §4), vedtrappmossa (NT, T), vitgrynig nållav (NT), grynig kolvlav (DD), Roselliniella nephromatis (DD), Tremella nephromatis (DD), barkkornlav (S, T), bårdlav (S, T), gytterlav (S, T), korallblylav (S, T), kornig nållav (S, T), kransrams (S, T), rostfläck (S, T), sotlav (S, T), strutbräken (S, T), stuplav (S, T), trådticka (S, T), hässlebrodd (T) och skogsrör (§7). Se Figur 1.</w:t>
       </w:r>
     </w:p>
     <w:p>
@@ -581,19 +581,10 @@
         <w:rPr>
           <w:b/>
         </w:rPr>
-        <w:t>Brunpudrad nållav (NT)</w:t>
-      </w:r>
-      <w:r>
-        <w:t xml:space="preserve"> är beroende av hög, jämn luftfuktighet och kan påträffas i fuktiga skogar av naturskogskaraktär, ofta i sumpgranskog eller andra sumpskogar. Arten är placerad högst upp i Skogsstyrelsens värdepyramid för bedömning av skog med höga naturvärden och förekomster bör undantas från skogsbruksåtgärder. Brunpudrad nållav är typisk art för </w:t>
-      </w:r>
-      <w:r>
-        <w:rPr>
-          <w:i/>
-        </w:rPr>
-        <w:t>9010 Taiga</w:t>
-      </w:r>
-      <w:r>
-        <w:t xml:space="preserve"> (SLU Artdatabanken, 2024; Nitare &amp; Skogsstyrelsen, 2019).</w:t>
+        <w:t>Brun svartspik (NT)</w:t>
+      </w:r>
+      <w:r>
+        <w:t xml:space="preserve"> är en lavparasit som växer på bålen av grå nållav, men är avsevärt ovanligare än värdarten och förekommer bara i kontinuitetsskog och fuktig gammelskog. Minskningstakten uppgår till 20 (10–40) % inom 50 år och bedöms vara nära gränsvärdet för Sårbar (VU) (SLU Artdatabanken, 2026).</w:t>
       </w:r>
     </w:p>
     <w:p>
@@ -601,19 +592,19 @@
         <w:rPr>
           <w:b/>
         </w:rPr>
-        <w:t>Doftskinn (NT)</w:t>
-      </w:r>
-      <w:r>
-        <w:t xml:space="preserve">, rödlistad som nära hotad, är en mycket bra signalart för boreal granskog och indikerar ett gran-skogsekosystem med lång kontinuitet av grova lågor. Arten är placerad i toppen av Skogsstyrelsens värdepyramid för bedömning av skog med höga naturvärden och har klassats som en “urskogsindikator”, då den förekommer med ett tydligt optimum i helt eller nästan helt orörda skogar. Doftskinn är typisk art för </w:t>
+        <w:t>Brunpudrad nållav (NT)</w:t>
+      </w:r>
+      <w:r>
+        <w:t xml:space="preserve"> är beroende av hög, jämn luftfuktighet och kan påträffas i fuktiga skogar av naturskogskaraktär, ofta i sumpgranskog eller andra sumpskogar. Arten är placerad högst upp i Skogsstyrelsens värdepyramid för bedömning av skog med höga naturvärden och förekomster bör undantas från skogsbruksåtgärder. Brunpudrad nållav är typisk art för </w:t>
       </w:r>
       <w:r>
         <w:rPr>
           <w:i/>
         </w:rPr>
-        <w:t xml:space="preserve">9010 Taiga </w:t>
-      </w:r>
-      <w:r>
-        <w:t>(SLU Artdatabanken, 2025; Nitare &amp; Skogsstyrelsen, 2019).</w:t>
+        <w:t>9010 Taiga</w:t>
+      </w:r>
+      <w:r>
+        <w:t xml:space="preserve"> (SLU Artdatabanken, 2024; Nitare &amp; Skogsstyrelsen, 2019).</w:t>
       </w:r>
     </w:p>
     <w:p>
@@ -621,37 +612,19 @@
         <w:rPr>
           <w:b/>
         </w:rPr>
-        <w:t>Grynig filtlav (NT)</w:t>
-      </w:r>
-      <w:r>
-        <w:t xml:space="preserve"> tillhör en grupp fuktighetskrävande, storväxta bladlavar där också bl.a. lunglav (NT) ingår. Den växer framför allt på gamla mossiga stammar av lövträd, särskilt ädellövträd samt asp och sälg, i kulturmarker, lövskogar, halvöppna och lövrika barrblandskogar i områden med hög luftfuktighet. Arten indikerar långvarig förekomst av gamla lövträd och ett mikroklimat med konstant hög och jämn luftfuktighet. Grynig filtlav är typisk art för </w:t>
+        <w:t>Doftskinn (NT)</w:t>
+      </w:r>
+      <w:r>
+        <w:t xml:space="preserve">, rödlistad som nära hotad, är en mycket bra signalart för boreal granskog och indikerar ett gran-skogsekosystem med lång kontinuitet av grova lågor. Arten är placerad i toppen av Skogsstyrelsens värdepyramid för bedömning av skog med höga naturvärden och har klassats som en “urskogsindikator”, då den förekommer med ett tydligt optimum i helt eller nästan helt orörda skogar. Doftskinn är typisk art för </w:t>
       </w:r>
       <w:r>
         <w:rPr>
           <w:i/>
         </w:rPr>
-        <w:t>9010 Taiga, 9020 Nordlig ädellövskog, 9110 Näringsfattig bokskog, 9130 Näringsrik bokskog, 9160 Näringsrik ekskog, 9180 Ädellövskog i branter,</w:t>
-      </w:r>
-      <w:r>
-        <w:t xml:space="preserve"> </w:t>
-      </w:r>
-      <w:r>
-        <w:rPr>
-          <w:i/>
-        </w:rPr>
-        <w:t>9190 Näringsfattig ekskog</w:t>
-      </w:r>
-      <w:r>
-        <w:t xml:space="preserve"> och </w:t>
-      </w:r>
-      <w:r>
-        <w:rPr>
-          <w:i/>
-        </w:rPr>
-        <w:t>9070 Trädklädd betesmark</w:t>
-      </w:r>
-      <w:r>
-        <w:t xml:space="preserve"> (SLU Artdatabanken, 2024; Nitare &amp; Skogsstyrelsen, 2019).</w:t>
+        <w:t xml:space="preserve">9010 Taiga </w:t>
+      </w:r>
+      <w:r>
+        <w:t>(SLU Artdatabanken, 2025; Nitare &amp; Skogsstyrelsen, 2019).</w:t>
       </w:r>
     </w:p>
     <w:p>
@@ -659,25 +632,34 @@
         <w:rPr>
           <w:b/>
         </w:rPr>
-        <w:t>Harticka (NT)</w:t>
-      </w:r>
-      <w:r>
-        <w:t xml:space="preserve"> är normalt en mycket bra signalart för granskogar med höga naturvärden. Även när svampen påträffas i mer påverkade skogar är det nästan alltid fråga om skogsmiljöer i sena successionsstadier med höga naturvärden. Skogsskötselåtgärder på eller i omedelbar närhet av växtplatserna kan innebära ett hot mot arten. Harticka är typisk art för </w:t>
+        <w:t>Grynig filtlav (NT)</w:t>
+      </w:r>
+      <w:r>
+        <w:t xml:space="preserve"> tillhör en grupp fuktighetskrävande, storväxta bladlavar där också bl.a. lunglav (NT) ingår. Den växer framför allt på gamla mossiga stammar av lövträd, särskilt ädellövträd samt asp och sälg, i kulturmarker, lövskogar, halvöppna och lövrika barrblandskogar i områden med hög luftfuktighet. Arten indikerar långvarig förekomst av gamla lövträd och ett mikroklimat med konstant hög och jämn luftfuktighet. Grynig filtlav är typisk art för </w:t>
       </w:r>
       <w:r>
         <w:rPr>
           <w:i/>
         </w:rPr>
-        <w:t xml:space="preserve">9010 Taiga, 9050 Näringsrik granskog </w:t>
-      </w:r>
-      <w:r>
-        <w:t xml:space="preserve">och </w:t>
+        <w:t>9010 Taiga, 9020 Nordlig ädellövskog, 9110 Näringsfattig bokskog, 9130 Näringsrik bokskog, 9160 Näringsrik ekskog, 9180 Ädellövskog i branter,</w:t>
+      </w:r>
+      <w:r>
+        <w:t xml:space="preserve"> </w:t>
       </w:r>
       <w:r>
         <w:rPr>
           <w:i/>
         </w:rPr>
-        <w:t>9030 Landhöjningsskog</w:t>
+        <w:t>9190 Näringsfattig ekskog</w:t>
+      </w:r>
+      <w:r>
+        <w:t xml:space="preserve"> och </w:t>
+      </w:r>
+      <w:r>
+        <w:rPr>
+          <w:i/>
+        </w:rPr>
+        <w:t>9070 Trädklädd betesmark</w:t>
       </w:r>
       <w:r>
         <w:t xml:space="preserve"> (SLU Artdatabanken, 2024; Nitare &amp; Skogsstyrelsen, 2019).</w:t>
@@ -688,10 +670,28 @@
         <w:rPr>
           <w:b/>
         </w:rPr>
-        <w:t>Kavernularia (NT)</w:t>
-      </w:r>
-      <w:r>
-        <w:t xml:space="preserve"> är en rikligt förgrenad bladlav, som på den svarta undersidan har rikligt med karaktäristiska små håligheter, s. k. cavernulae. Den växer på de nedre tunna grenarna av gran i halvöppna gamla granskogar i områden av Jämtland och Åsele Lappmark med ett suboceaniskt klimat. Avverkning av kontinuitetsskogar med hög och jämn luftfuktighet är ett hot. Flera områden med kavernularia måste skyddas (SLU Artdatabanken, 2024).</w:t>
+        <w:t>Harticka (NT)</w:t>
+      </w:r>
+      <w:r>
+        <w:t xml:space="preserve"> är normalt en mycket bra signalart för granskogar med höga naturvärden. Även när svampen påträffas i mer påverkade skogar är det nästan alltid fråga om skogsmiljöer i sena successionsstadier med höga naturvärden. Skogsskötselåtgärder på eller i omedelbar närhet av växtplatserna kan innebära ett hot mot arten. Harticka är typisk art för </w:t>
+      </w:r>
+      <w:r>
+        <w:rPr>
+          <w:i/>
+        </w:rPr>
+        <w:t xml:space="preserve">9010 Taiga, 9050 Näringsrik granskog </w:t>
+      </w:r>
+      <w:r>
+        <w:t xml:space="preserve">och </w:t>
+      </w:r>
+      <w:r>
+        <w:rPr>
+          <w:i/>
+        </w:rPr>
+        <w:t>9030 Landhöjningsskog</w:t>
+      </w:r>
+      <w:r>
+        <w:t xml:space="preserve"> (SLU Artdatabanken, 2024; Nitare &amp; Skogsstyrelsen, 2019).</w:t>
       </w:r>
     </w:p>
     <w:p>
@@ -699,19 +699,10 @@
         <w:rPr>
           <w:b/>
         </w:rPr>
-        <w:t>Lavskrika (NT, §4)</w:t>
-      </w:r>
-      <w:r>
-        <w:t xml:space="preserve"> är rödlistad som nära hotad och fridlyst enligt 4§ artskyddsförordningen. Den har minskat med 20 (10–30) % under de senaste 15 åren och minskningstakten bedöms vara nära gränsvärdet för sårbar (VU). Lavskrikan är en mycket stationär fågel, som häckar i äldre, slutna och hänglavsrika barrskogar. Nyckelfaktorer är flerskiktad skog med rik undervegetation samt riklig förekomst av hänglavar. Reviren är livslånga med hemområden som varierar mellan 50 och 150 ha. Inom ett revir av hög kvalitet finns det som regel ett eller flera kärnområden (1–20 ha) med relativt tät flerskiktad granskog. Arten missgynnas när flerskiktad skog omförs till enskiktade bestånd och även röjning och hård gallring är starkt negativt. Lavskrikan har relativt stora hemområden och försvinner när den äldre skogen fragmenteras, särskilt allvarligt är när kärnområdena avverkas. Den försvinner successivt framför allt vid dess utbredningsgränser och populationen har minskat kontinuerligt under 2000-talet. Lavskrika är typisk art för </w:t>
-      </w:r>
-      <w:r>
-        <w:rPr>
-          <w:i/>
-        </w:rPr>
-        <w:t>9010 Taiga</w:t>
-      </w:r>
-      <w:r>
-        <w:t xml:space="preserve"> (SLU Artdatabanken, 2026; Skogsstyrelsen 2016).</w:t>
+        <w:t>Kavernularia (NT)</w:t>
+      </w:r>
+      <w:r>
+        <w:t xml:space="preserve"> är en rikligt förgrenad bladlav, som på den svarta undersidan har rikligt med karaktäristiska små håligheter, s. k. cavernulae. Den växer på de nedre tunna grenarna av gran i halvöppna gamla granskogar i områden av Jämtland och Åsele Lappmark med ett suboceaniskt klimat. Avverkning av kontinuitetsskogar med hög och jämn luftfuktighet är ett hot. Flera områden med kavernularia måste skyddas (SLU Artdatabanken, 2024).</w:t>
       </w:r>
     </w:p>
     <w:p>
@@ -719,10 +710,19 @@
         <w:rPr>
           <w:b/>
         </w:rPr>
-        <w:t>Liten svartspik (NT)</w:t>
-      </w:r>
-      <w:r>
-        <w:t xml:space="preserve"> växer på granbark i boreala barrskogar med lång trädkontinuitet och hög luftfuktighet. Orsaken till tillbakagången beror på främst på slutavverkningar av naturskogsartade granskogar. Bestånd med riklig förekomst av liten svartspik bör regelmässigt sparas. Naturhänsyn i samband med slutavverkning måste ske så att man undviker uttorkningseffekter (SLU Artdatabanken, 2024).</w:t>
+        <w:t>Lavskrika (NT, §4)</w:t>
+      </w:r>
+      <w:r>
+        <w:t xml:space="preserve"> är rödlistad som nära hotad och fridlyst enligt 4§ artskyddsförordningen. Den har minskat med 20 (10–30) % under de senaste 15 åren och minskningstakten bedöms vara nära gränsvärdet för sårbar (VU). Lavskrikan är en mycket stationär fågel, som häckar i äldre, slutna och hänglavsrika barrskogar. Nyckelfaktorer är flerskiktad skog med rik undervegetation samt riklig förekomst av hänglavar. Reviren är livslånga med hemområden som varierar mellan 50 och 150 ha. Inom ett revir av hög kvalitet finns det som regel ett eller flera kärnområden (1–20 ha) med relativt tät flerskiktad granskog. Arten missgynnas när flerskiktad skog omförs till enskiktade bestånd och även röjning och hård gallring är starkt negativt. Lavskrikan har relativt stora hemområden och försvinner när den äldre skogen fragmenteras, särskilt allvarligt är när kärnområdena avverkas. Den försvinner successivt framför allt vid dess utbredningsgränser och populationen har minskat kontinuerligt under 2000-talet. Lavskrika är typisk art för </w:t>
+      </w:r>
+      <w:r>
+        <w:rPr>
+          <w:i/>
+        </w:rPr>
+        <w:t>9010 Taiga</w:t>
+      </w:r>
+      <w:r>
+        <w:t xml:space="preserve"> (SLU Artdatabanken, 2026; Skogsstyrelsen 2016).</w:t>
       </w:r>
     </w:p>
     <w:p>
@@ -730,55 +730,10 @@
         <w:rPr>
           <w:b/>
         </w:rPr>
-        <w:t>Lunglav (NT)</w:t>
-      </w:r>
-      <w:r>
-        <w:t xml:space="preserve"> är en av vårt lands främsta signalarter som överallt indikerar gamla lövträd, skogsbestånd med höga naturvärden och ekosystem med långskoglig kontinuitet. Lokalt kan förekomsten vara mycket riklig men den hittas nästan enbart i gamla och ej slutavverkade skogar. Artens samtliga förekomster bör uppmärksammas från naturvårdssynpunkt, då många lokaler även hyser andra ovanliga och rödlistade arter. Rikliga förekomster bör skyddas med biotopskydd, frivilliga avsättningar eller reservat. På lunglav kan de sällsynta lavparasiterna lunglavshårprick (CR), </w:t>
-      </w:r>
-      <w:r>
-        <w:rPr>
-          <w:i/>
-        </w:rPr>
-        <w:t>Abrothallus diederichii</w:t>
-      </w:r>
-      <w:r>
-        <w:t xml:space="preserve"> (VU), </w:t>
-      </w:r>
-      <w:r>
-        <w:rPr>
-          <w:i/>
-        </w:rPr>
-        <w:t>Abrothallus lobariae</w:t>
-      </w:r>
-      <w:r>
-        <w:t xml:space="preserve"> (VU), </w:t>
-      </w:r>
-      <w:r>
-        <w:rPr>
-          <w:i/>
-        </w:rPr>
-        <w:t>Calycina lobariae</w:t>
-      </w:r>
-      <w:r>
-        <w:t xml:space="preserve"> (VU), lunglavsknapp (VU) och skrovelmössing (VU) påträffas. Lunglav är typisk art för </w:t>
-      </w:r>
-      <w:r>
-        <w:rPr>
-          <w:i/>
-        </w:rPr>
-        <w:t>9010 Taiga, 9020 Nordlig ädellövskog, 9110 Näringsfattig bokskog, 9130 Näringsrik bokskog, 9160 Näringsrik ekskog, 9180 Ädellövskog i branter, 9190 Näringsfattig ekskog, 9070 Trädklädd betesmark, 9040 Fjällbjörkskog</w:t>
-      </w:r>
-      <w:r>
-        <w:t xml:space="preserve"> och</w:t>
-      </w:r>
-      <w:r>
-        <w:rPr>
-          <w:i/>
-        </w:rPr>
-        <w:t xml:space="preserve"> 6530 Lövängar</w:t>
-      </w:r>
-      <w:r>
-        <w:t xml:space="preserve"> (SLU Artdatabanken, 2026; Nitare &amp; Skogsstyrelsen, 2019).</w:t>
+        <w:t>Liten svartspik (NT)</w:t>
+      </w:r>
+      <w:r>
+        <w:t xml:space="preserve"> växer på granbark i boreala barrskogar med lång trädkontinuitet och hög luftfuktighet. Orsaken till tillbakagången beror på främst på slutavverkningar av naturskogsartade granskogar. Bestånd med riklig förekomst av liten svartspik bör regelmässigt sparas. Naturhänsyn i samband med slutavverkning måste ske så att man undviker uttorkningseffekter (SLU Artdatabanken, 2024).</w:t>
       </w:r>
     </w:p>
     <w:p>
@@ -786,10 +741,55 @@
         <w:rPr>
           <w:b/>
         </w:rPr>
-        <w:t>Nordlig nållav (NT)</w:t>
-      </w:r>
-      <w:r>
-        <w:t xml:space="preserve"> signalerar alltid miljöer med höga naturvärden. På lokalerna förekommer nästan alltid andra rödlistade eller ovanliga arter knutna till gamla skogar. Alla skogsskötselåtgärder på eller i omedelbar närhet av lokalerna utgör ett hot. Några av lavens rikaste förekomster bör skyddas (SLU Artdatabanken, 2024; Nitare &amp; Skogsstyrelsen, 2019).</w:t>
+        <w:t>Lunglav (NT)</w:t>
+      </w:r>
+      <w:r>
+        <w:t xml:space="preserve"> är en av vårt lands främsta signalarter som överallt indikerar gamla lövträd, skogsbestånd med höga naturvärden och ekosystem med långskoglig kontinuitet. Lokalt kan förekomsten vara mycket riklig men den hittas nästan enbart i gamla och ej slutavverkade skogar. Artens samtliga förekomster bör uppmärksammas från naturvårdssynpunkt, då många lokaler även hyser andra ovanliga och rödlistade arter. Rikliga förekomster bör skyddas med biotopskydd, frivilliga avsättningar eller reservat. På lunglav kan de sällsynta lavparasiterna lunglavshårprick (CR), </w:t>
+      </w:r>
+      <w:r>
+        <w:rPr>
+          <w:i/>
+        </w:rPr>
+        <w:t>Abrothallus diederichii</w:t>
+      </w:r>
+      <w:r>
+        <w:t xml:space="preserve"> (VU), </w:t>
+      </w:r>
+      <w:r>
+        <w:rPr>
+          <w:i/>
+        </w:rPr>
+        <w:t>Abrothallus lobariae</w:t>
+      </w:r>
+      <w:r>
+        <w:t xml:space="preserve"> (VU), </w:t>
+      </w:r>
+      <w:r>
+        <w:rPr>
+          <w:i/>
+        </w:rPr>
+        <w:t>Calycina lobariae</w:t>
+      </w:r>
+      <w:r>
+        <w:t xml:space="preserve"> (VU), lunglavsknapp (VU) och skrovelmössing (VU) påträffas. Lunglav är typisk art för </w:t>
+      </w:r>
+      <w:r>
+        <w:rPr>
+          <w:i/>
+        </w:rPr>
+        <w:t>9010 Taiga, 9020 Nordlig ädellövskog, 9110 Näringsfattig bokskog, 9130 Näringsrik bokskog, 9160 Näringsrik ekskog, 9180 Ädellövskog i branter, 9190 Näringsfattig ekskog, 9070 Trädklädd betesmark, 9040 Fjällbjörkskog</w:t>
+      </w:r>
+      <w:r>
+        <w:t xml:space="preserve"> och</w:t>
+      </w:r>
+      <w:r>
+        <w:rPr>
+          <w:i/>
+        </w:rPr>
+        <w:t xml:space="preserve"> 6530 Lövängar</w:t>
+      </w:r>
+      <w:r>
+        <w:t xml:space="preserve"> (SLU Artdatabanken, 2026; Nitare &amp; Skogsstyrelsen, 2019).</w:t>
       </w:r>
     </w:p>
     <w:p>
@@ -797,28 +797,10 @@
         <w:rPr>
           <w:b/>
         </w:rPr>
-        <w:t>Rödbrun blekspik (NT)</w:t>
-      </w:r>
-      <w:r>
-        <w:t xml:space="preserve"> växer i norra Sverige på bark och ved av björk och gran i skogar med hög och jämn luftfuktighet. I södra Sverige växer den främst på ek i öppna åldriga lövskogar. I norra delen av sitt utbredningsområde hotas arten av slutavverkningar av gamla granskogar. I den södra delen av landet hotas den genom de åldriga lövskogarnas tillbakagång och särskilt ekhagarnas igenväxning och genom plantering av sådan mark med barrskog. Rödbrun blekspik är typisk art för </w:t>
-      </w:r>
-      <w:r>
-        <w:rPr>
-          <w:i/>
-        </w:rPr>
-        <w:t xml:space="preserve">9010 Taiga, 9020 Nordlig ädellövskog, 9070 Trädklädd betesmark, 9160 Näringsrik ekskog </w:t>
-      </w:r>
-      <w:r>
-        <w:t xml:space="preserve">och </w:t>
-      </w:r>
-      <w:r>
-        <w:rPr>
-          <w:i/>
-        </w:rPr>
-        <w:t>9180 Ädellövskog i branter</w:t>
-      </w:r>
-      <w:r>
-        <w:t xml:space="preserve"> och signalerar alltid höga naturvärden (SLU Artdatabanken, 2024; Nitare &amp; Skogsstyrelsen, 2019).</w:t>
+        <w:t>Nordlig nållav (NT)</w:t>
+      </w:r>
+      <w:r>
+        <w:t xml:space="preserve"> signalerar alltid miljöer med höga naturvärden. På lokalerna förekommer nästan alltid andra rödlistade eller ovanliga arter knutna till gamla skogar. Alla skogsskötselåtgärder på eller i omedelbar närhet av lokalerna utgör ett hot. Några av lavens rikaste förekomster bör skyddas (SLU Artdatabanken, 2024; Nitare &amp; Skogsstyrelsen, 2019).</w:t>
       </w:r>
     </w:p>
     <w:p>
@@ -826,46 +808,28 @@
         <w:rPr>
           <w:b/>
         </w:rPr>
-        <w:t>Skrovellav (NT)</w:t>
-      </w:r>
-      <w:r>
-        <w:t xml:space="preserve"> växer på gamla lövträd och på klippor i gamla skogar med hög och jämn luftfuktighet. Slutavverkning av kontinuitetsskog utgör det största hotet och lavens fortsatta förekomst bör säkerställas genom att lokaler med äldre skog skyddas. I områden med mycket hög luftfuktighet kan man på bålen av skrovellav finna de sällsynta parasitsvamparna skrovellavsknapp (EN), </w:t>
+        <w:t>Rödbrun blekspik (NT)</w:t>
+      </w:r>
+      <w:r>
+        <w:t xml:space="preserve"> växer i norra Sverige på bark och ved av björk och gran i skogar med hög och jämn luftfuktighet. I södra Sverige växer den främst på ek i öppna åldriga lövskogar. I norra delen av sitt utbredningsområde hotas arten av slutavverkningar av gamla granskogar. I den södra delen av landet hotas den genom de åldriga lövskogarnas tillbakagång och särskilt ekhagarnas igenväxning och genom plantering av sådan mark med barrskog. Rödbrun blekspik är typisk art för </w:t>
       </w:r>
       <w:r>
         <w:rPr>
           <w:i/>
         </w:rPr>
-        <w:t>Catillaria lobariicola</w:t>
-      </w:r>
-      <w:r>
-        <w:t xml:space="preserve"> (VU) och </w:t>
+        <w:t xml:space="preserve">9010 Taiga, 9020 Nordlig ädellövskog, 9070 Trädklädd betesmark, 9160 Näringsrik ekskog </w:t>
+      </w:r>
+      <w:r>
+        <w:t xml:space="preserve">och </w:t>
       </w:r>
       <w:r>
         <w:rPr>
           <w:i/>
         </w:rPr>
-        <w:t>Merismatium lobariae</w:t>
-      </w:r>
-      <w:r>
-        <w:t xml:space="preserve"> (DD). Skrovellav är typisk art för </w:t>
-      </w:r>
-      <w:r>
-        <w:rPr>
-          <w:i/>
-        </w:rPr>
-        <w:t xml:space="preserve">9010 Taiga, 9020 Nordlig ädellövskog, 9040 Fjällbjörkskog, 9070 Trädklädd betesmark, 9160 Näringsrik ekskog, 9180 Ädellövskog i branter, 9190 Näringsfattig ekskog, 8210 Kalkbranter </w:t>
-      </w:r>
-      <w:r>
-        <w:t xml:space="preserve">och </w:t>
-      </w:r>
-      <w:r>
-        <w:rPr>
-          <w:i/>
-        </w:rPr>
-        <w:t>6530 Lövängar</w:t>
-      </w:r>
-      <w:r>
-        <w:t xml:space="preserve"> (SLU Artdatabanken, 2026; Nitare &amp; Skogsstyrelsen, 2019).</w:t>
+        <w:t>9180 Ädellövskog i branter</w:t>
+      </w:r>
+      <w:r>
+        <w:t xml:space="preserve"> och signalerar alltid höga naturvärden (SLU Artdatabanken, 2024; Nitare &amp; Skogsstyrelsen, 2019).</w:t>
       </w:r>
     </w:p>
     <w:p>
@@ -873,16 +837,34 @@
         <w:rPr>
           <w:b/>
         </w:rPr>
-        <w:t>Tretåig hackspett (NT, §4)</w:t>
-      </w:r>
-      <w:r>
-        <w:t xml:space="preserve"> är rödlistad som nära hotad och ingår i bilaga 1 i EU:s fågeldirektiv. Tretåig hackspett är för sin överlevnad beroende av kontinuerlig tillförsel av äldre döende och död ved, som sker genom naturliga självgallringsprocesser i äldre grannaturskogar och barrblandade naturskogar. Om en skog genom skogsbruk gallras eller glesas ur så upphör och uteblir i stort sett den naturliga självgallringsprocessen för mycket lång tid framöver vilket omöjliggör upprätthållandet av den kontinuerliga ekologiska funktionen i ett område. Det finns studier som visar att naturskogens självgallringsprocess som den tretåiga hackspetten är beroende av, inte kan ersättas med efterlämnad hänsyn i skogsbruket (Imbeau &amp; Desrochers, 2002). Storleken på häckningsreviret varierar med skogstypen, förekomsten av död ved och graden av fragmentering, men är i allmänhet i storleksordningen 25–100 hektar. Vintertid krävs ofta betydligt större områden och det finns studier som antyder att arten behöver minst 100 hektar äldre skog. I områden med låg bonitet kan det behövas över 200 hektar lämpligt habitat för att ett par ska kunna reproducera sig. Områden med dokumenterad permanent förekomst i naturskogsmiljöer har vanligen så stora naturvärden att skogsbruk är olämpligt. Tretåig hackspett är typisk art för </w:t>
+        <w:t>Skrovellav (NT)</w:t>
+      </w:r>
+      <w:r>
+        <w:t xml:space="preserve"> växer på gamla lövträd och på klippor i gamla skogar med hög och jämn luftfuktighet. Slutavverkning av kontinuitetsskog utgör det största hotet och lavens fortsatta förekomst bör säkerställas genom att lokaler med äldre skog skyddas. I områden med mycket hög luftfuktighet kan man på bålen av skrovellav finna de sällsynta parasitsvamparna skrovellavsknapp (EN), </w:t>
       </w:r>
       <w:r>
         <w:rPr>
           <w:i/>
         </w:rPr>
-        <w:t xml:space="preserve">9010 Taiga, 9740 Skogsbevuxen myr, 9030 Landhöjningsskog </w:t>
+        <w:t>Catillaria lobariicola</w:t>
+      </w:r>
+      <w:r>
+        <w:t xml:space="preserve"> (VU) och </w:t>
+      </w:r>
+      <w:r>
+        <w:rPr>
+          <w:i/>
+        </w:rPr>
+        <w:t>Merismatium lobariae</w:t>
+      </w:r>
+      <w:r>
+        <w:t xml:space="preserve"> (DD). Skrovellav är typisk art för </w:t>
+      </w:r>
+      <w:r>
+        <w:rPr>
+          <w:i/>
+        </w:rPr>
+        <w:t xml:space="preserve">9010 Taiga, 9020 Nordlig ädellövskog, 9040 Fjällbjörkskog, 9070 Trädklädd betesmark, 9160 Näringsrik ekskog, 9180 Ädellövskog i branter, 9190 Näringsfattig ekskog, 8210 Kalkbranter </w:t>
       </w:r>
       <w:r>
         <w:t xml:space="preserve">och </w:t>
@@ -891,10 +873,10 @@
         <w:rPr>
           <w:i/>
         </w:rPr>
-        <w:t>9040 Fjällbjörkskog</w:t>
-      </w:r>
-      <w:r>
-        <w:t xml:space="preserve"> (Skogsstyrelsen, 2016; SLU Artdatabanken, 2024).</w:t>
+        <w:t>6530 Lövängar</w:t>
+      </w:r>
+      <w:r>
+        <w:t xml:space="preserve"> (SLU Artdatabanken, 2026; Nitare &amp; Skogsstyrelsen, 2019).</w:t>
       </w:r>
     </w:p>
     <w:p>
@@ -902,19 +884,28 @@
         <w:rPr>
           <w:b/>
         </w:rPr>
-        <w:t xml:space="preserve">Vedtrappmossa (NT) </w:t>
-      </w:r>
-      <w:r>
-        <w:t xml:space="preserve">växer på död ved, främst i gammal granskog. Den förekommer knappast alls i fjällnära barrskogar utan finns i skogslandskapet nedom fjällen och framför allt i landets södra delar är den en mycket bra signalart för barrnaturskog med höga naturvärden. Skogsavverkning och brist på grov död ved i skogen är de allvarligaste hoten och den överlever inte kalhyggesbruk. Lokaler med sluten granskog, tillräckligt stora för att säkerställa ett kontinuerligt tillskott på grova lågor, bör undantas från storskaligt skogsbruk. Vedtrappmossa är typisk art för </w:t>
+        <w:t>Tretåig hackspett (NT, §4)</w:t>
+      </w:r>
+      <w:r>
+        <w:t xml:space="preserve"> är rödlistad som nära hotad och ingår i bilaga 1 i EU:s fågeldirektiv. Tretåig hackspett är för sin överlevnad beroende av kontinuerlig tillförsel av äldre döende och död ved, som sker genom naturliga självgallringsprocesser i äldre grannaturskogar och barrblandade naturskogar. Om en skog genom skogsbruk gallras eller glesas ur så upphör och uteblir i stort sett den naturliga självgallringsprocessen för mycket lång tid framöver vilket omöjliggör upprätthållandet av den kontinuerliga ekologiska funktionen i ett område. Det finns studier som visar att naturskogens självgallringsprocess som den tretåiga hackspetten är beroende av, inte kan ersättas med efterlämnad hänsyn i skogsbruket (Imbeau &amp; Desrochers, 2002). Storleken på häckningsreviret varierar med skogstypen, förekomsten av död ved och graden av fragmentering, men är i allmänhet i storleksordningen 25–100 hektar. Vintertid krävs ofta betydligt större områden och det finns studier som antyder att arten behöver minst 100 hektar äldre skog. I områden med låg bonitet kan det behövas över 200 hektar lämpligt habitat för att ett par ska kunna reproducera sig. Områden med dokumenterad permanent förekomst i naturskogsmiljöer har vanligen så stora naturvärden att skogsbruk är olämpligt. Tretåig hackspett är typisk art för </w:t>
       </w:r>
       <w:r>
         <w:rPr>
           <w:i/>
         </w:rPr>
-        <w:t>9010 Taiga</w:t>
-      </w:r>
-      <w:r>
-        <w:t xml:space="preserve"> (SLU Artdatabanken, 2024).</w:t>
+        <w:t xml:space="preserve">9010 Taiga, 9740 Skogsbevuxen myr, 9030 Landhöjningsskog </w:t>
+      </w:r>
+      <w:r>
+        <w:t xml:space="preserve">och </w:t>
+      </w:r>
+      <w:r>
+        <w:rPr>
+          <w:i/>
+        </w:rPr>
+        <w:t>9040 Fjällbjörkskog</w:t>
+      </w:r>
+      <w:r>
+        <w:t xml:space="preserve"> (Skogsstyrelsen, 2016; SLU Artdatabanken, 2024).</w:t>
       </w:r>
     </w:p>
     <w:p>
@@ -922,10 +913,19 @@
         <w:rPr>
           <w:b/>
         </w:rPr>
-        <w:t>Vitgrynig nållav (NT)</w:t>
-      </w:r>
-      <w:r>
-        <w:t xml:space="preserve"> växer nästan uteslutande på bark av gamla, senvuxna granar i skuggiga lägen med hög och jämn luftfuktighet. Den vanligaste naturtypen för arten är kontinuitetsskogar på frisk mark men den finns också i sumpgranskogar. På lång sikt utgör avverkningar av olikåldriga granskogar av naturskogskaraktär ett allvarligt hot mot arten och skogsbruksåtgärder på eller i närheten av växtplatserna bör undvikas. Naturskogsartade, fuktiga granskogar med förekomster av arten signalerar höga biologiska värden och bör bevaras (SLU Artdatabanken, 2024; Nitare &amp; Skogsstyrelsen, 2019).</w:t>
+        <w:t xml:space="preserve">Vedtrappmossa (NT) </w:t>
+      </w:r>
+      <w:r>
+        <w:t xml:space="preserve">växer på död ved, främst i gammal granskog. Den förekommer knappast alls i fjällnära barrskogar utan finns i skogslandskapet nedom fjällen och framför allt i landets södra delar är den en mycket bra signalart för barrnaturskog med höga naturvärden. Skogsavverkning och brist på grov död ved i skogen är de allvarligaste hoten och den överlever inte kalhyggesbruk. Lokaler med sluten granskog, tillräckligt stora för att säkerställa ett kontinuerligt tillskott på grova lågor, bör undantas från storskaligt skogsbruk. Vedtrappmossa är typisk art för </w:t>
+      </w:r>
+      <w:r>
+        <w:rPr>
+          <w:i/>
+        </w:rPr>
+        <w:t>9010 Taiga</w:t>
+      </w:r>
+      <w:r>
+        <w:t xml:space="preserve"> (SLU Artdatabanken, 2024).</w:t>
       </w:r>
     </w:p>
     <w:p>
@@ -933,158 +933,120 @@
         <w:rPr>
           <w:b/>
         </w:rPr>
-        <w:t>Grynig kolvlav (DD)</w:t>
-      </w:r>
-      <w:r>
-        <w:t xml:space="preserve"> växer i raviner med kontinuitetsskog men finns också på kalfjäll på lokaler med hög luftfuktighet. Arten påverkas negativt av brist på kontinuitetsskog men faktaunderlaget bedöms vara otillräckligt för att avgöra vilken av de olika rödlistningskategorierna som är mest trolig. På grynig kolvlav kan den sällsynta lavparasiten </w:t>
-      </w:r>
-      <w:r>
-        <w:rPr>
-          <w:i/>
-        </w:rPr>
-        <w:t>Lasiosphaeriopsis pilophori</w:t>
-      </w:r>
-      <w:r>
-        <w:t xml:space="preserve"> (DD) påträffas. Grynig kolvlav är typisk art för </w:t>
-      </w:r>
-      <w:r>
-        <w:rPr>
-          <w:i/>
-        </w:rPr>
-        <w:t>8110 Silikatrasmarker</w:t>
-      </w:r>
-      <w:r>
-        <w:t xml:space="preserve"> och </w:t>
-      </w:r>
-      <w:r>
-        <w:rPr>
-          <w:i/>
-        </w:rPr>
-        <w:t>8120 Kalkrasmarker</w:t>
-      </w:r>
-      <w:r>
-        <w:t xml:space="preserve"> (SLU Artdatabanken, 2026).</w:t>
+        <w:t>Vitgrynig nållav (NT)</w:t>
+      </w:r>
+      <w:r>
+        <w:t xml:space="preserve"> växer nästan uteslutande på bark av gamla, senvuxna granar i skuggiga lägen med hög och jämn luftfuktighet. Den vanligaste naturtypen för arten är kontinuitetsskogar på frisk mark men den finns också i sumpgranskogar. På lång sikt utgör avverkningar av olikåldriga granskogar av naturskogskaraktär ett allvarligt hot mot arten och skogsbruksåtgärder på eller i närheten av växtplatserna bör undvikas. Naturskogsartade, fuktiga granskogar med förekomster av arten signalerar höga biologiska värden och bör bevaras (SLU Artdatabanken, 2024; Nitare &amp; Skogsstyrelsen, 2019).</w:t>
       </w:r>
     </w:p>
     <w:p>
       <w:r>
         <w:rPr>
           <w:b/>
+        </w:rPr>
+        <w:t>Grynig kolvlav (DD)</w:t>
+      </w:r>
+      <w:r>
+        <w:t xml:space="preserve"> växer i raviner med kontinuitetsskog men finns också på kalfjäll på lokaler med hög luftfuktighet. Arten påverkas negativt av brist på kontinuitetsskog men faktaunderlaget bedöms vara otillräckligt för att avgöra vilken av de olika rödlistningskategorierna som är mest trolig. På grynig kolvlav kan den sällsynta lavparasiten </w:t>
+      </w:r>
+      <w:r>
+        <w:rPr>
           <w:i/>
         </w:rPr>
-        <w:t>Roselliniella nephromatis</w:t>
-      </w:r>
-      <w:r>
-        <w:rPr>
-          <w:b/>
-        </w:rPr>
-        <w:t xml:space="preserve"> (DD)</w:t>
-      </w:r>
-      <w:r>
-        <w:t xml:space="preserve"> är en lavparasit som växer på stuplav. Det finns ytterligare tre sällsynta lavparasiter som är knutna till stuplav; njurlavsknapp (EN), </w:t>
+        <w:t>Lasiosphaeriopsis pilophori</w:t>
+      </w:r>
+      <w:r>
+        <w:t xml:space="preserve"> (DD) påträffas. Grynig kolvlav är typisk art för </w:t>
       </w:r>
       <w:r>
         <w:rPr>
           <w:i/>
         </w:rPr>
-        <w:t xml:space="preserve">Protounguicularia nephromatis </w:t>
-      </w:r>
-      <w:r>
-        <w:t>(VU)</w:t>
+        <w:t>8110 Silikatrasmarker</w:t>
+      </w:r>
+      <w:r>
+        <w:t xml:space="preserve"> och </w:t>
       </w:r>
       <w:r>
         <w:rPr>
           <w:i/>
         </w:rPr>
-        <w:t xml:space="preserve"> </w:t>
-      </w:r>
-      <w:r>
-        <w:t xml:space="preserve">och </w:t>
-      </w:r>
-      <w:r>
-        <w:rPr>
-          <w:i/>
-        </w:rPr>
-        <w:t>Refractohilum galligenum</w:t>
-      </w:r>
-      <w:r>
-        <w:t xml:space="preserve"> (NT). Samtliga dessa lavparasiter är beroende av hög luftfuktighet och hotas av brist på kontinuitetsskog samt minskning av de relaterade värdarterna. Faktaunderlaget för </w:t>
-      </w:r>
-      <w:r>
-        <w:rPr>
-          <w:i/>
-        </w:rPr>
-        <w:t>Roselliniella nephromatis</w:t>
-      </w:r>
-      <w:r>
-        <w:t xml:space="preserve"> (DD) bedöms vara otillräckligt för att avgöra vilken av de olika rödlistningskategorierna som är mest trolig (SLU Artdatabanken, 2026).</w:t>
+        <w:t>8120 Kalkrasmarker</w:t>
+      </w:r>
+      <w:r>
+        <w:t xml:space="preserve"> (SLU Artdatabanken, 2026).</w:t>
       </w:r>
     </w:p>
     <w:p>
       <w:r>
         <w:rPr>
           <w:b/>
-        </w:rPr>
-        <w:t>Barkkornlav</w:t>
-      </w:r>
-      <w:r>
-        <w:t xml:space="preserve"> växer på bark av bl.a. gran, ek, al, asp, rönn, sälg och en i ädellövskogar, granskogar, barr- och lövblandskogar med hög luftfuktighet. Barkkornlav är typisk art för </w:t>
-      </w:r>
-      <w:r>
-        <w:rPr>
           <w:i/>
         </w:rPr>
-        <w:t>9190 Näringsfattig ekskog</w:t>
-      </w:r>
-      <w:r>
-        <w:t xml:space="preserve"> (SLU Artdatabanken, 2025).</w:t>
+        <w:t>Roselliniella nephromatis</w:t>
+      </w:r>
+      <w:r>
+        <w:rPr>
+          <w:b/>
+        </w:rPr>
+        <w:t xml:space="preserve"> (DD)</w:t>
+      </w:r>
+      <w:r>
+        <w:t xml:space="preserve"> är en lavparasit som växer på stuplav. Det finns ytterligare tre sällsynta lavparasiter som är knutna till stuplav; njurlavsknapp (EN), </w:t>
+      </w:r>
+      <w:r>
+        <w:rPr>
+          <w:i/>
+        </w:rPr>
+        <w:t xml:space="preserve">Protounguicularia nephromatis </w:t>
+      </w:r>
+      <w:r>
+        <w:t>(VU)</w:t>
+      </w:r>
+      <w:r>
+        <w:rPr>
+          <w:i/>
+        </w:rPr>
+        <w:t xml:space="preserve"> </w:t>
+      </w:r>
+      <w:r>
+        <w:t xml:space="preserve">och </w:t>
+      </w:r>
+      <w:r>
+        <w:rPr>
+          <w:i/>
+        </w:rPr>
+        <w:t>Refractohilum galligenum</w:t>
+      </w:r>
+      <w:r>
+        <w:t xml:space="preserve"> (NT). Samtliga dessa lavparasiter är beroende av hög luftfuktighet och hotas av brist på kontinuitetsskog samt minskning av de relaterade värdarterna. Faktaunderlaget för </w:t>
+      </w:r>
+      <w:r>
+        <w:rPr>
+          <w:i/>
+        </w:rPr>
+        <w:t>Roselliniella nephromatis</w:t>
+      </w:r>
+      <w:r>
+        <w:t xml:space="preserve"> (DD) bedöms vara otillräckligt för att avgöra vilken av de olika rödlistningskategorierna som är mest trolig (SLU Artdatabanken, 2026).</w:t>
       </w:r>
     </w:p>
     <w:p>
       <w:r>
         <w:rPr>
           <w:b/>
-        </w:rPr>
-        <w:t>Bårdlav</w:t>
-      </w:r>
-      <w:r>
-        <w:t xml:space="preserve"> signalerar miljöer med höga naturvärden och på lokalerna finns vanligtvis många andra ovanliga och rödlistade arter. Den visar även på platser med hög och jämn luftfuktighet. På bårdlav och andra njurlavar (Nephroma) kan de sällsynta parasiterna </w:t>
-      </w:r>
-      <w:r>
-        <w:rPr>
           <w:i/>
         </w:rPr>
-        <w:t xml:space="preserve">Protounguicularia nephromatis </w:t>
-      </w:r>
-      <w:r>
-        <w:t xml:space="preserve">(VU) och </w:t>
-      </w:r>
-      <w:r>
-        <w:rPr>
-          <w:i/>
-        </w:rPr>
         <w:t xml:space="preserve">Tremella nephromatis </w:t>
       </w:r>
       <w:r>
-        <w:t xml:space="preserve">(DD) påträffas. Bårdlav är typisk art för </w:t>
-      </w:r>
-      <w:r>
-        <w:rPr>
-          <w:i/>
-        </w:rPr>
-        <w:t xml:space="preserve">9010 Taiga, 9020 Nordlig ädellövskog, 9070 Trädklädd betesmark, 9110 Näringsfattig bokskog, 9160 Näringsrik ekskog, 9180 Ädellövskog i branter </w:t>
-      </w:r>
-      <w:r>
-        <w:t>och</w:t>
-      </w:r>
-      <w:r>
-        <w:rPr>
-          <w:i/>
-        </w:rPr>
-        <w:t xml:space="preserve"> 9190 Näringsfattig ekskog</w:t>
-      </w:r>
-      <w:r>
-        <w:t xml:space="preserve"> (SLU Artdatabanken, 2026; Nitare &amp; Skogsstyrelsen, 2019).</w:t>
+        <w:rPr>
+          <w:b/>
+        </w:rPr>
+        <w:t>(DD)</w:t>
+      </w:r>
+      <w:r>
+        <w:t xml:space="preserve"> är en gelésvamp som är parasit på njurlavar (Nephroma). Faktaunderlaget bedöms vara otillräckligt för att avgöra vilken av de olika rödlistningskategorierna som är mest trolig (SLU Artdatabanken, 2026).</w:t>
       </w:r>
     </w:p>
     <w:p>
@@ -1092,19 +1054,19 @@
         <w:rPr>
           <w:b/>
         </w:rPr>
-        <w:t xml:space="preserve">Gytterlav </w:t>
-      </w:r>
-      <w:r>
-        <w:t xml:space="preserve">signalerar höga naturvärden i södra och mellersta Sverige, samt längs Norrlands kustland. Förekomster i söder, framför allt på trädstammar, är en indikation på gammal skogsmark med långvarig förekomst av äldre lövträd i miljöer med hög och jämn luftfuktighet. Gytterlav är typisk art för </w:t>
+        <w:t>Barkkornlav</w:t>
+      </w:r>
+      <w:r>
+        <w:t xml:space="preserve"> växer på bark av bl.a. gran, ek, al, asp, rönn, sälg och en i ädellövskogar, granskogar, barr- och lövblandskogar med hög luftfuktighet. Barkkornlav är typisk art för </w:t>
       </w:r>
       <w:r>
         <w:rPr>
           <w:i/>
         </w:rPr>
-        <w:t xml:space="preserve">9040 Fjällbjörkskog </w:t>
-      </w:r>
-      <w:r>
-        <w:t>(Nitare &amp; Skogsstyrelsen, 2019; SLU Artdatabanken, 2025).</w:t>
+        <w:t>9190 Näringsfattig ekskog</w:t>
+      </w:r>
+      <w:r>
+        <w:t xml:space="preserve"> (SLU Artdatabanken, 2025).</w:t>
       </w:r>
     </w:p>
     <w:p>
@@ -1112,6 +1074,73 @@
         <w:rPr>
           <w:b/>
         </w:rPr>
+        <w:t>Bårdlav</w:t>
+      </w:r>
+      <w:r>
+        <w:t xml:space="preserve"> signalerar miljöer med höga naturvärden och på lokalerna finns vanligtvis många andra ovanliga och rödlistade arter. Den visar även på platser med hög och jämn luftfuktighet. På bårdlav och andra njurlavar (Nephroma) kan de sällsynta parasiterna </w:t>
+      </w:r>
+      <w:r>
+        <w:rPr>
+          <w:i/>
+        </w:rPr>
+        <w:t xml:space="preserve">Protounguicularia nephromatis </w:t>
+      </w:r>
+      <w:r>
+        <w:t xml:space="preserve">(VU) och </w:t>
+      </w:r>
+      <w:r>
+        <w:rPr>
+          <w:i/>
+        </w:rPr>
+        <w:t xml:space="preserve">Tremella nephromatis </w:t>
+      </w:r>
+      <w:r>
+        <w:t xml:space="preserve">(DD) påträffas. Bårdlav är typisk art för </w:t>
+      </w:r>
+      <w:r>
+        <w:rPr>
+          <w:i/>
+        </w:rPr>
+        <w:t xml:space="preserve">9010 Taiga, 9020 Nordlig ädellövskog, 9070 Trädklädd betesmark, 9110 Näringsfattig bokskog, 9160 Näringsrik ekskog, 9180 Ädellövskog i branter </w:t>
+      </w:r>
+      <w:r>
+        <w:t>och</w:t>
+      </w:r>
+      <w:r>
+        <w:rPr>
+          <w:i/>
+        </w:rPr>
+        <w:t xml:space="preserve"> 9190 Näringsfattig ekskog</w:t>
+      </w:r>
+      <w:r>
+        <w:t xml:space="preserve"> (SLU Artdatabanken, 2026; Nitare &amp; Skogsstyrelsen, 2019).</w:t>
+      </w:r>
+    </w:p>
+    <w:p>
+      <w:r>
+        <w:rPr>
+          <w:b/>
+        </w:rPr>
+        <w:t xml:space="preserve">Gytterlav </w:t>
+      </w:r>
+      <w:r>
+        <w:t xml:space="preserve">signalerar höga naturvärden i södra och mellersta Sverige, samt längs Norrlands kustland. Förekomster i söder, framför allt på trädstammar, är en indikation på gammal skogsmark med långvarig förekomst av äldre lövträd i miljöer med hög och jämn luftfuktighet. Gytterlav är typisk art för </w:t>
+      </w:r>
+      <w:r>
+        <w:rPr>
+          <w:i/>
+        </w:rPr>
+        <w:t xml:space="preserve">9040 Fjällbjörkskog </w:t>
+      </w:r>
+      <w:r>
+        <w:t>(Nitare &amp; Skogsstyrelsen, 2019; SLU Artdatabanken, 2025).</w:t>
+      </w:r>
+    </w:p>
+    <w:p>
+      <w:r>
+        <w:rPr>
+          <w:b/>
+        </w:rPr>
         <w:t>Korallblylav</w:t>
       </w:r>
       <w:r>
@@ -1131,6 +1160,35 @@
           <w:i/>
         </w:rPr>
         <w:t xml:space="preserve"> 9190 Näringsfattig ekskog</w:t>
+      </w:r>
+      <w:r>
+        <w:t xml:space="preserve"> (SLU Artdatabanken, 2024; Nitare &amp; Skogsstyrelsen, 2019).</w:t>
+      </w:r>
+    </w:p>
+    <w:p>
+      <w:r>
+        <w:rPr>
+          <w:b/>
+        </w:rPr>
+        <w:t xml:space="preserve">Kornig nållav </w:t>
+      </w:r>
+      <w:r>
+        <w:t xml:space="preserve">förekommer i skuggiga miljöer med hög luftfuktighet och påträffas främst i gamla skogar eller på gamla träd. Den signalerar höga naturvärden och på lokalerna finns ofta flera ovanliga och rödlistade arter. Kornig nållav är typisk art för </w:t>
+      </w:r>
+      <w:r>
+        <w:rPr>
+          <w:i/>
+        </w:rPr>
+        <w:t xml:space="preserve">9110 Näringsfattig bokskog </w:t>
+      </w:r>
+      <w:r>
+        <w:t>och</w:t>
+      </w:r>
+      <w:r>
+        <w:rPr>
+          <w:i/>
+        </w:rPr>
+        <w:t xml:space="preserve"> 9130 Näringsrik bokskog</w:t>
       </w:r>
       <w:r>
         <w:t xml:space="preserve"> (SLU Artdatabanken, 2024; Nitare &amp; Skogsstyrelsen, 2019).</w:t>
@@ -1473,7 +1531,7 @@
         <w:rPr>
           <w:i/>
         </w:rPr>
-        <w:t>I det avverkningsanmälda skogsområdet har 43 rödlistade arter och signalarter påträffats. Detta ska jämföras med Skogsstyrelsens uppföljning 2017 av nyckelbiotoper som visade att man i genomsnitt hittar 20,6 olika rödlistade arter och signalarter i en nyckelbiotop (Wijk, S. 2017. Biologisk mångfald i nyckelbiotoper – Resultat från inventeringen “Uppföljning biologisk mångfald” 2009–2015. Rapport 4/2017 Skogsstyrelsen, Jönköping).</w:t>
+        <w:t>I det avverkningsanmälda skogsområdet har 46 rödlistade arter och signalarter påträffats. Detta ska jämföras med Skogsstyrelsens uppföljning 2017 av nyckelbiotoper som visade att man i genomsnitt hittar 20,6 olika rödlistade arter och signalarter i en nyckelbiotop (Wijk, S. 2017. Biologisk mångfald i nyckelbiotoper – Resultat från inventeringen “Uppföljning biologisk mångfald” 2009–2015. Rapport 4/2017 Skogsstyrelsen, Jönköping).</w:t>
       </w:r>
     </w:p>
     <w:p>
@@ -1502,7 +1560,7 @@
         <w:rPr>
           <w:i/>
         </w:rPr>
-        <w:t>I det avverkningsanmälda skogsområdet har 45 naturvårdsarter varav 33 rödlistade arter sina livsmiljöer och växtplatser.</w:t>
+        <w:t>I det avverkningsanmälda skogsområdet har 48 naturvårdsarter varav 35 rödlistade arter sina livsmiljöer och växtplatser.</w:t>
       </w:r>
     </w:p>
     <w:p>
@@ -2285,7 +2343,7 @@
     <w:r>
       <w:tab/>
       <w:tab/>
-      <w:t>2026-09-21</w:t>
+      <w:t>2026-09-23</w:t>
       <w:br/>
       <w:br/>
     </w:r>

--- a/klagomål/A 71219-2021 FSC-klagomål.docx
+++ b/klagomål/A 71219-2021 FSC-klagomål.docx
@@ -2343,7 +2343,7 @@
     <w:r>
       <w:tab/>
       <w:tab/>
-      <w:t>2026-09-23</w:t>
+      <w:t>2026-09-24</w:t>
       <w:br/>
       <w:br/>
     </w:r>

--- a/klagomål/A 71219-2021 FSC-klagomål.docx
+++ b/klagomål/A 71219-2021 FSC-klagomål.docx
@@ -2343,7 +2343,7 @@
     <w:r>
       <w:tab/>
       <w:tab/>
-      <w:t>2026-09-24</w:t>
+      <w:t>2026-09-25</w:t>
       <w:br/>
       <w:br/>
     </w:r>

--- a/klagomål/A 71219-2021 FSC-klagomål.docx
+++ b/klagomål/A 71219-2021 FSC-klagomål.docx
@@ -2343,7 +2343,7 @@
     <w:r>
       <w:tab/>
       <w:tab/>
-      <w:t>2026-09-25</w:t>
+      <w:t>2026-09-26</w:t>
       <w:br/>
       <w:br/>
     </w:r>

--- a/klagomål/A 71219-2021 FSC-klagomål.docx
+++ b/klagomål/A 71219-2021 FSC-klagomål.docx
@@ -2343,7 +2343,7 @@
     <w:r>
       <w:tab/>
       <w:tab/>
-      <w:t>2026-09-26</w:t>
+      <w:t>2026-09-27</w:t>
       <w:br/>
       <w:br/>
     </w:r>

--- a/klagomål/A 71219-2021 FSC-klagomål.docx
+++ b/klagomål/A 71219-2021 FSC-klagomål.docx
@@ -2343,7 +2343,7 @@
     <w:r>
       <w:tab/>
       <w:tab/>
-      <w:t>2026-09-27</w:t>
+      <w:t>2026-09-28</w:t>
       <w:br/>
       <w:br/>
     </w:r>

--- a/klagomål/A 71219-2021 FSC-klagomål.docx
+++ b/klagomål/A 71219-2021 FSC-klagomål.docx
@@ -2343,7 +2343,7 @@
     <w:r>
       <w:tab/>
       <w:tab/>
-      <w:t>2026-09-28</w:t>
+      <w:t>2026-09-29</w:t>
       <w:br/>
       <w:br/>
     </w:r>

--- a/klagomål/A 71219-2021 FSC-klagomål.docx
+++ b/klagomål/A 71219-2021 FSC-klagomål.docx
@@ -2343,7 +2343,7 @@
     <w:r>
       <w:tab/>
       <w:tab/>
-      <w:t>2026-09-29</w:t>
+      <w:t>2026-09-30</w:t>
       <w:br/>
       <w:br/>
     </w:r>

--- a/klagomål/A 71219-2021 FSC-klagomål.docx
+++ b/klagomål/A 71219-2021 FSC-klagomål.docx
@@ -2343,7 +2343,7 @@
     <w:r>
       <w:tab/>
       <w:tab/>
-      <w:t>2026-09-30</w:t>
+      <w:t>2026-10-01</w:t>
       <w:br/>
       <w:br/>
     </w:r>

--- a/klagomål/A 71219-2021 FSC-klagomål.docx
+++ b/klagomål/A 71219-2021 FSC-klagomål.docx
@@ -2343,7 +2343,7 @@
     <w:r>
       <w:tab/>
       <w:tab/>
-      <w:t>2026-10-01</w:t>
+      <w:t>2026-10-02</w:t>
       <w:br/>
       <w:br/>
     </w:r>

--- a/klagomål/A 71219-2021 FSC-klagomål.docx
+++ b/klagomål/A 71219-2021 FSC-klagomål.docx
@@ -2343,7 +2343,7 @@
     <w:r>
       <w:tab/>
       <w:tab/>
-      <w:t>2026-10-02</w:t>
+      <w:t>2026-10-03</w:t>
       <w:br/>
       <w:br/>
     </w:r>

--- a/klagomål/A 71219-2021 FSC-klagomål.docx
+++ b/klagomål/A 71219-2021 FSC-klagomål.docx
@@ -2343,7 +2343,7 @@
     <w:r>
       <w:tab/>
       <w:tab/>
-      <w:t>2026-10-03</w:t>
+      <w:t>2026-10-04</w:t>
       <w:br/>
       <w:br/>
     </w:r>

--- a/klagomål/A 71219-2021 FSC-klagomål.docx
+++ b/klagomål/A 71219-2021 FSC-klagomål.docx
@@ -2343,7 +2343,7 @@
     <w:r>
       <w:tab/>
       <w:tab/>
-      <w:t>2026-10-04</w:t>
+      <w:t>2026-10-05</w:t>
       <w:br/>
       <w:br/>
     </w:r>

--- a/klagomål/A 71219-2021 FSC-klagomål.docx
+++ b/klagomål/A 71219-2021 FSC-klagomål.docx
@@ -2343,7 +2343,7 @@
     <w:r>
       <w:tab/>
       <w:tab/>
-      <w:t>2026-10-05</w:t>
+      <w:t>2026-10-06</w:t>
       <w:br/>
       <w:br/>
     </w:r>

--- a/klagomål/A 71219-2021 FSC-klagomål.docx
+++ b/klagomål/A 71219-2021 FSC-klagomål.docx
@@ -2343,7 +2343,7 @@
     <w:r>
       <w:tab/>
       <w:tab/>
-      <w:t>2026-10-06</w:t>
+      <w:t>2026-10-07</w:t>
       <w:br/>
       <w:br/>
     </w:r>

--- a/klagomål/A 71219-2021 FSC-klagomål.docx
+++ b/klagomål/A 71219-2021 FSC-klagomål.docx
@@ -2343,7 +2343,7 @@
     <w:r>
       <w:tab/>
       <w:tab/>
-      <w:t>2026-10-07</w:t>
+      <w:t>2026-10-08</w:t>
       <w:br/>
       <w:br/>
     </w:r>

--- a/klagomål/A 71219-2021 FSC-klagomål.docx
+++ b/klagomål/A 71219-2021 FSC-klagomål.docx
@@ -2343,7 +2343,7 @@
     <w:r>
       <w:tab/>
       <w:tab/>
-      <w:t>2026-10-08</w:t>
+      <w:t>2026-10-09</w:t>
       <w:br/>
       <w:br/>
     </w:r>

--- a/klagomål/A 71219-2021 FSC-klagomål.docx
+++ b/klagomål/A 71219-2021 FSC-klagomål.docx
@@ -2343,7 +2343,7 @@
     <w:r>
       <w:tab/>
       <w:tab/>
-      <w:t>2026-10-09</w:t>
+      <w:t>2026-10-10</w:t>
       <w:br/>
       <w:br/>
     </w:r>

--- a/klagomål/A 71219-2021 FSC-klagomål.docx
+++ b/klagomål/A 71219-2021 FSC-klagomål.docx
@@ -2343,7 +2343,7 @@
     <w:r>
       <w:tab/>
       <w:tab/>
-      <w:t>2026-10-10</w:t>
+      <w:t>2026-10-11</w:t>
       <w:br/>
       <w:br/>
     </w:r>

--- a/klagomål/A 71219-2021 FSC-klagomål.docx
+++ b/klagomål/A 71219-2021 FSC-klagomål.docx
@@ -2343,7 +2343,7 @@
     <w:r>
       <w:tab/>
       <w:tab/>
-      <w:t>2026-10-11</w:t>
+      <w:t>2026-10-12</w:t>
       <w:br/>
       <w:br/>
     </w:r>

--- a/klagomål/A 71219-2021 FSC-klagomål.docx
+++ b/klagomål/A 71219-2021 FSC-klagomål.docx
@@ -2343,7 +2343,7 @@
     <w:r>
       <w:tab/>
       <w:tab/>
-      <w:t>2026-10-12</w:t>
+      <w:t>2026-10-13</w:t>
       <w:br/>
       <w:br/>
     </w:r>

--- a/klagomål/A 71219-2021 FSC-klagomål.docx
+++ b/klagomål/A 71219-2021 FSC-klagomål.docx
@@ -2343,7 +2343,7 @@
     <w:r>
       <w:tab/>
       <w:tab/>
-      <w:t>2026-10-13</w:t>
+      <w:t>2026-10-14</w:t>
       <w:br/>
       <w:br/>
     </w:r>

--- a/klagomål/A 71219-2021 FSC-klagomål.docx
+++ b/klagomål/A 71219-2021 FSC-klagomål.docx
@@ -2343,7 +2343,7 @@
     <w:r>
       <w:tab/>
       <w:tab/>
-      <w:t>2026-10-14</w:t>
+      <w:t>2026-10-15</w:t>
       <w:br/>
       <w:br/>
     </w:r>

--- a/klagomål/A 71219-2021 FSC-klagomål.docx
+++ b/klagomål/A 71219-2021 FSC-klagomål.docx
@@ -2343,7 +2343,7 @@
     <w:r>
       <w:tab/>
       <w:tab/>
-      <w:t>2026-10-15</w:t>
+      <w:t>2026-10-16</w:t>
       <w:br/>
       <w:br/>
     </w:r>

--- a/klagomål/A 71219-2021 FSC-klagomål.docx
+++ b/klagomål/A 71219-2021 FSC-klagomål.docx
@@ -2343,7 +2343,7 @@
     <w:r>
       <w:tab/>
       <w:tab/>
-      <w:t>2026-10-16</w:t>
+      <w:t>2026-10-17</w:t>
       <w:br/>
       <w:br/>
     </w:r>

--- a/klagomål/A 71219-2021 FSC-klagomål.docx
+++ b/klagomål/A 71219-2021 FSC-klagomål.docx
@@ -2343,7 +2343,7 @@
     <w:r>
       <w:tab/>
       <w:tab/>
-      <w:t>2026-10-17</w:t>
+      <w:t>2026-10-18</w:t>
       <w:br/>
       <w:br/>
     </w:r>

--- a/klagomål/A 71219-2021 FSC-klagomål.docx
+++ b/klagomål/A 71219-2021 FSC-klagomål.docx
@@ -2343,7 +2343,7 @@
     <w:r>
       <w:tab/>
       <w:tab/>
-      <w:t>2026-10-18</w:t>
+      <w:t>2026-10-19</w:t>
       <w:br/>
       <w:br/>
     </w:r>

--- a/klagomål/A 71219-2021 FSC-klagomål.docx
+++ b/klagomål/A 71219-2021 FSC-klagomål.docx
@@ -2343,7 +2343,7 @@
     <w:r>
       <w:tab/>
       <w:tab/>
-      <w:t>2026-10-19</w:t>
+      <w:t>2026-10-20</w:t>
       <w:br/>
       <w:br/>
     </w:r>

--- a/klagomål/A 71219-2021 FSC-klagomål.docx
+++ b/klagomål/A 71219-2021 FSC-klagomål.docx
@@ -2343,7 +2343,7 @@
     <w:r>
       <w:tab/>
       <w:tab/>
-      <w:t>2026-10-20</w:t>
+      <w:t>2026-10-21</w:t>
       <w:br/>
       <w:br/>
     </w:r>

--- a/klagomål/A 71219-2021 FSC-klagomål.docx
+++ b/klagomål/A 71219-2021 FSC-klagomål.docx
@@ -2343,7 +2343,7 @@
     <w:r>
       <w:tab/>
       <w:tab/>
-      <w:t>2026-10-21</w:t>
+      <w:t>2026-10-22</w:t>
       <w:br/>
       <w:br/>
     </w:r>

--- a/klagomål/A 71219-2021 FSC-klagomål.docx
+++ b/klagomål/A 71219-2021 FSC-klagomål.docx
@@ -2343,7 +2343,7 @@
     <w:r>
       <w:tab/>
       <w:tab/>
-      <w:t>2026-10-22</w:t>
+      <w:t>2026-10-23</w:t>
       <w:br/>
       <w:br/>
     </w:r>

--- a/klagomål/A 71219-2021 FSC-klagomål.docx
+++ b/klagomål/A 71219-2021 FSC-klagomål.docx
@@ -2343,7 +2343,7 @@
     <w:r>
       <w:tab/>
       <w:tab/>
-      <w:t>2026-10-23</w:t>
+      <w:t>2026-10-24</w:t>
       <w:br/>
       <w:br/>
     </w:r>

--- a/klagomål/A 71219-2021 FSC-klagomål.docx
+++ b/klagomål/A 71219-2021 FSC-klagomål.docx
@@ -2343,7 +2343,7 @@
     <w:r>
       <w:tab/>
       <w:tab/>
-      <w:t>2026-10-24</w:t>
+      <w:t>2026-10-25</w:t>
       <w:br/>
       <w:br/>
     </w:r>

--- a/klagomål/A 71219-2021 FSC-klagomål.docx
+++ b/klagomål/A 71219-2021 FSC-klagomål.docx
@@ -2343,7 +2343,7 @@
     <w:r>
       <w:tab/>
       <w:tab/>
-      <w:t>2026-10-25</w:t>
+      <w:t>2026-10-26</w:t>
       <w:br/>
       <w:br/>
     </w:r>

--- a/klagomål/A 71219-2021 FSC-klagomål.docx
+++ b/klagomål/A 71219-2021 FSC-klagomål.docx
@@ -2343,7 +2343,7 @@
     <w:r>
       <w:tab/>
       <w:tab/>
-      <w:t>2026-10-26</w:t>
+      <w:t>2026-10-27</w:t>
       <w:br/>
       <w:br/>
     </w:r>

--- a/klagomål/A 71219-2021 FSC-klagomål.docx
+++ b/klagomål/A 71219-2021 FSC-klagomål.docx
@@ -2343,7 +2343,7 @@
     <w:r>
       <w:tab/>
       <w:tab/>
-      <w:t>2026-10-27</w:t>
+      <w:t>2026-10-28</w:t>
       <w:br/>
       <w:br/>
     </w:r>

--- a/klagomål/A 71219-2021 FSC-klagomål.docx
+++ b/klagomål/A 71219-2021 FSC-klagomål.docx
@@ -2343,7 +2343,7 @@
     <w:r>
       <w:tab/>
       <w:tab/>
-      <w:t>2026-10-28</w:t>
+      <w:t>2026-10-29</w:t>
       <w:br/>
       <w:br/>
     </w:r>

--- a/klagomål/A 71219-2021 FSC-klagomål.docx
+++ b/klagomål/A 71219-2021 FSC-klagomål.docx
@@ -2343,7 +2343,7 @@
     <w:r>
       <w:tab/>
       <w:tab/>
-      <w:t>2026-10-29</w:t>
+      <w:t>2026-10-31</w:t>
       <w:br/>
       <w:br/>
     </w:r>
